--- a/Backend/output/agenda.docx
+++ b/Backend/output/agenda.docx
@@ -38,10 +38,7 @@
         <w:rPr>
           <w:b/>
         </w:rPr>
-        <w:t xml:space="preserve">1. </w:t>
-      </w:r>
-      <w:r>
-        <w:t>SPEAKER_05 see can see the transcript (and 13 more)</w:t>
+        <w:t>1. SPEAKER_05</w:t>
       </w:r>
     </w:p>
     <w:p>
@@ -49,7 +46,7 @@
         <w:pStyle w:val="ListBullet"/>
       </w:pPr>
       <w:r>
-        <w:t>Decision: So because the general environment is so challenging we decided to to do at leas...</w:t>
+        <w:t>Action: You can see the transcript</w:t>
       </w:r>
     </w:p>
     <w:p>
@@ -57,119 +54,183 @@
         <w:pStyle w:val="ListBullet"/>
       </w:pPr>
       <w:r>
-        <w:t>Concern: We 're talking about doing all at the same time but I think cognitively that wou...</w:t>
+        <w:t>Action: So you would just read that one</w:t>
       </w:r>
     </w:p>
     <w:p>
       <w:pPr>
-        <w:pStyle w:val="ListBullet2"/>
+        <w:pStyle w:val="ListBullet"/>
       </w:pPr>
       <w:r>
-        <w:t>You can see the transcript</w:t>
+        <w:t>Action: And the short form I mean you should read the consent form but uh the thing to notice is that we will give you an opportunity to edit a all the transcripts</w:t>
       </w:r>
     </w:p>
     <w:p>
       <w:pPr>
-        <w:pStyle w:val="ListBullet2"/>
+        <w:pStyle w:val="ListBullet"/>
       </w:pPr>
       <w:r>
-        <w:t>So you would just read that one</w:t>
+        <w:t>Action: On the speaker form just fill out as much of the information as you can</w:t>
       </w:r>
     </w:p>
     <w:p>
       <w:pPr>
-        <w:pStyle w:val="ListBullet2"/>
+        <w:pStyle w:val="ListBullet"/>
       </w:pPr>
       <w:r>
-        <w:t>And the short form I mean you should read the consent form but uh the thing to notice is that we will give you an opportunity to edit a all the transcripts</w:t>
+        <w:t>Action: Well what we 're gon na we 'll anonymize it in the transcript</w:t>
       </w:r>
     </w:p>
     <w:p>
       <w:pPr>
-        <w:pStyle w:val="ListBullet2"/>
+        <w:pStyle w:val="ListBullet"/>
       </w:pPr>
       <w:r>
-        <w:t>On the speaker form just fill out as much of the information as you can</w:t>
+        <w:t>Action: Um but uh um it w uh I do n't know a good way of doing it on the audio and still have people who are doing discourse research be able to use the data</w:t>
       </w:r>
     </w:p>
     <w:p>
       <w:pPr>
-        <w:pStyle w:val="ListBullet2"/>
+        <w:pStyle w:val="ListBullet"/>
       </w:pPr>
       <w:r>
-        <w:t>Well what we 're gon na we 'll anonymize it in the transcript</w:t>
+        <w:t>Action: And so uh on the far field mikes we can expect very low recognition results</w:t>
       </w:r>
     </w:p>
     <w:p>
       <w:pPr>
-        <w:pStyle w:val="ListBullet2"/>
+        <w:pStyle w:val="ListBullet"/>
       </w:pPr>
       <w:r>
-        <w:t>Um but uh um it w uh I do n't know a good way of doing it on the audio and still have people who are doing discourse research be able to use the data</w:t>
+        <w:t>Action: And uh just make it as a generally available corpus</w:t>
       </w:r>
     </w:p>
     <w:p>
       <w:pPr>
-        <w:pStyle w:val="ListBullet2"/>
+        <w:pStyle w:val="ListBullet"/>
       </w:pPr>
       <w:r>
-        <w:t>And so uh on the far field mikes we can expect very low recognition results</w:t>
+        <w:t>Action: So we 'll have some um comparison to be able to be made</w:t>
       </w:r>
     </w:p>
     <w:p>
       <w:pPr>
-        <w:pStyle w:val="ListBullet2"/>
+        <w:pStyle w:val="ListBullet"/>
       </w:pPr>
       <w:r>
-        <w:t>And uh just make it as a generally available corpus</w:t>
+        <w:t>Action: And uh read the digit strings and and fill out the forms</w:t>
       </w:r>
     </w:p>
     <w:p>
       <w:pPr>
-        <w:pStyle w:val="ListBullet2"/>
+        <w:pStyle w:val="ListBullet"/>
       </w:pPr>
       <w:r>
-        <w:t>So we 'll have some um comparison to be able to be made</w:t>
+        <w:t>Action: And uh just give me a call which my number 's up there when your meeting is over</w:t>
       </w:r>
     </w:p>
     <w:p>
       <w:pPr>
-        <w:pStyle w:val="ListBullet2"/>
+        <w:pStyle w:val="ListBullet"/>
       </w:pPr>
       <w:r>
-        <w:t>And uh read the digit strings and and fill out the forms</w:t>
+        <w:t>Action: Check one</w:t>
       </w:r>
     </w:p>
     <w:p>
       <w:pPr>
-        <w:pStyle w:val="ListBullet2"/>
+        <w:pStyle w:val="ListBullet"/>
       </w:pPr>
       <w:r>
-        <w:t>And uh just give me a call which my number 's up there when your meeting is over</w:t>
+        <w:t>Action: Check one</w:t>
       </w:r>
     </w:p>
     <w:p>
       <w:pPr>
-        <w:pStyle w:val="ListBullet2"/>
+        <w:pStyle w:val="ListBullet"/>
       </w:pPr>
       <w:r>
-        <w:t>Check one</w:t>
+        <w:t>Action: Everyone would need extreme focus</w:t>
       </w:r>
     </w:p>
     <w:p>
       <w:pPr>
-        <w:pStyle w:val="ListBullet2"/>
+        <w:pStyle w:val="ListBullet"/>
       </w:pPr>
       <w:r>
-        <w:t>Check one</w:t>
+        <w:t>Decision: So because the general environment is so challenging we decided to to do at least one set of digit strings to give ourselves something easier</w:t>
       </w:r>
     </w:p>
     <w:p>
       <w:pPr>
-        <w:pStyle w:val="ListBullet2"/>
+        <w:pStyle w:val="ListBullet"/>
       </w:pPr>
       <w:r>
-        <w:t>Everyone would need extreme focus</w:t>
+        <w:t>Conflict: We 're talking about doing all at the same time but I think cognitively that would be really difficult</w:t>
+      </w:r>
+    </w:p>
+    <w:p>
+      <w:pPr>
+        <w:pStyle w:val="ListBullet"/>
+      </w:pPr>
+      <w:r>
+        <w:t>Conflict: All of you look like you 're doing it reasonably correctly but you want it about two thumb widths away from your mouth and then at the corner</w:t>
+      </w:r>
+    </w:p>
+    <w:p>
+      <w:pPr>
+        <w:pStyle w:val="ListBullet"/>
+      </w:pPr>
+      <w:r>
+        <w:t>Conflict: And the short form I mean you should read the consent form but uh the thing to notice is that we will give you an opportunity to edit a all the transcripts</w:t>
+      </w:r>
+    </w:p>
+    <w:p>
+      <w:pPr>
+        <w:pStyle w:val="ListBullet"/>
+      </w:pPr>
+      <w:r>
+        <w:t>Conflict: Um but not in the audio</w:t>
+      </w:r>
+    </w:p>
+    <w:p>
+      <w:pPr>
+        <w:pStyle w:val="ListBullet"/>
+      </w:pPr>
+      <w:r>
+        <w:t>Conflict: Um but uh um it w uh I do n't know a good way of doing it on the audio and still have people who are doing discourse research be able to use the data</w:t>
+      </w:r>
+    </w:p>
+    <w:p>
+      <w:pPr>
+        <w:pStyle w:val="ListBullet"/>
+      </w:pPr>
+      <w:r>
+        <w:t>Conflict: Yeah I mean whatever you wanna do is fine but we find that We want the meeting to be as natural as possible</w:t>
+      </w:r>
+    </w:p>
+    <w:p>
+      <w:pPr>
+        <w:pStyle w:val="ListBullet"/>
+      </w:pPr>
+      <w:r>
+        <w:t>Conflict: but it 's n</w:t>
+      </w:r>
+    </w:p>
+    <w:p>
+      <w:pPr>
+        <w:pStyle w:val="ListBullet"/>
+      </w:pPr>
+      <w:r>
+        <w:t>Conflict: but I m not gon na be on so do n't have them use this one</w:t>
+      </w:r>
+    </w:p>
+    <w:p>
+      <w:pPr>
+        <w:pStyle w:val="ListBullet"/>
+      </w:pPr>
+      <w:r>
+        <w:t>Conflict: Oh I see but the a but the but the</w:t>
       </w:r>
     </w:p>
     <w:p>
@@ -200,10 +261,7 @@
         <w:rPr>
           <w:b/>
         </w:rPr>
-        <w:t xml:space="preserve">1. </w:t>
-      </w:r>
-      <w:r>
-        <w:t>SPEAKER_03 make we can make up aliases for each of us (and 26 more)</w:t>
+        <w:t>1. SPEAKER_03</w:t>
       </w:r>
     </w:p>
     <w:p>
@@ -211,7 +269,7 @@
         <w:pStyle w:val="ListBullet"/>
       </w:pPr>
       <w:r>
-        <w:t>Decision: but uh I think we we will agree on that um to come up with a with a sort of very...</w:t>
+        <w:t>Action: Well we can make up aliases for each of us</w:t>
       </w:r>
     </w:p>
     <w:p>
@@ -219,239 +277,567 @@
         <w:pStyle w:val="ListBullet"/>
       </w:pPr>
       <w:r>
-        <w:t>Concern: We could pursue um if we thought it 's it 's worth it</w:t>
+        <w:t>Action: And touch it</w:t>
       </w:r>
     </w:p>
     <w:p>
       <w:pPr>
-        <w:pStyle w:val="ListBullet2"/>
+        <w:pStyle w:val="ListBullet"/>
       </w:pPr>
       <w:r>
-        <w:t>Well we can make up aliases for each of us</w:t>
+        <w:t>Action: But you can touch it</w:t>
       </w:r>
     </w:p>
     <w:p>
       <w:pPr>
-        <w:pStyle w:val="ListBullet2"/>
+        <w:pStyle w:val="ListBullet"/>
       </w:pPr>
       <w:r>
-        <w:t>And touch it</w:t>
+        <w:t>Action: It would always use the closest point to the object and then the tourists would be faced you know in front of a wall but it would do them absolutely no good</w:t>
       </w:r>
     </w:p>
     <w:p>
       <w:pPr>
-        <w:pStyle w:val="ListBullet2"/>
+        <w:pStyle w:val="ListBullet"/>
       </w:pPr>
       <w:r>
-        <w:t>But you can touch it</w:t>
+        <w:t>Action: Okay I This um These intentions we w w we could if we want to call it the the Vista mode where we just want to eh s get the overview or look at it the Enter mode and the well Tango mode</w:t>
       </w:r>
     </w:p>
     <w:p>
       <w:pPr>
-        <w:pStyle w:val="ListBullet2"/>
+        <w:pStyle w:val="ListBullet"/>
       </w:pPr>
       <w:r>
-        <w:t>It would always use the closest point to the object and then the tourists would be faced you know in front of a wall but it would do them absolutely no good</w:t>
+        <w:t>Action: Consider for example the Post Office in Chicago a building so large that it has its own zip code</w:t>
       </w:r>
     </w:p>
     <w:p>
       <w:pPr>
-        <w:pStyle w:val="ListBullet2"/>
+        <w:pStyle w:val="ListBullet"/>
       </w:pPr>
       <w:r>
-        <w:t>Okay I This um These intentions we w w we could if we want to call it the the Vista mode where we just want to eh s get the overview or look at it the Enter mode and the well Tango mode</w:t>
+        <w:t>Action: And um what we can sort of do if we look closer a closer at the the data That was the wrong one</w:t>
       </w:r>
     </w:p>
     <w:p>
       <w:pPr>
-        <w:pStyle w:val="ListBullet2"/>
+        <w:pStyle w:val="ListBullet"/>
       </w:pPr>
       <w:r>
-        <w:t>Consider for example the Post Office in Chicago a building so large that it has its own zip code</w:t>
+        <w:t>Action: Then of course the the actual phrases may give us some idea of what the person wants</w:t>
       </w:r>
     </w:p>
     <w:p>
       <w:pPr>
-        <w:pStyle w:val="ListBullet2"/>
+        <w:pStyle w:val="ListBullet"/>
       </w:pPr>
       <w:r>
-        <w:t>And um what we can sort of do if we look closer a closer at the the data That was the wrong one</w:t>
+        <w:t>Action: That whatever it is you 're doing at the moment may also inter influence the interpretation of of a phrase</w:t>
       </w:r>
     </w:p>
     <w:p>
       <w:pPr>
-        <w:pStyle w:val="ListBullet2"/>
+        <w:pStyle w:val="ListBullet"/>
       </w:pPr>
       <w:r>
-        <w:t>Then of course the the actual phrases may give us some idea of what the person wants</w:t>
+        <w:t>Action: We may need additional part of speech or maybe just some information on the verb and modifiers auxiliaries</w:t>
       </w:r>
     </w:p>
     <w:p>
       <w:pPr>
-        <w:pStyle w:val="ListBullet2"/>
+        <w:pStyle w:val="ListBullet"/>
       </w:pPr>
       <w:r>
-        <w:t>That whatever it is you 're doing at the moment may also inter influence the interpretation of of a phrase</w:t>
+        <w:t>Action: And then you can all imagine sort of a a constrained satisfaction program depending on on what um comes out</w:t>
       </w:r>
     </w:p>
     <w:p>
       <w:pPr>
-        <w:pStyle w:val="ListBullet2"/>
+        <w:pStyle w:val="ListBullet"/>
       </w:pPr>
       <w:r>
-        <w:t>We may need additional part of speech or maybe just some information on the verb and modifiers auxiliaries</w:t>
+        <w:t>Action: We can change all of it any bit of it</w:t>
       </w:r>
     </w:p>
     <w:p>
       <w:pPr>
-        <w:pStyle w:val="ListBullet2"/>
+        <w:pStyle w:val="ListBullet"/>
       </w:pPr>
       <w:r>
-        <w:t>And then you can all imagine sort of a a constrained satisfaction program depending on on what um comes out</w:t>
+        <w:t>Action: Throw it all away</w:t>
       </w:r>
     </w:p>
     <w:p>
       <w:pPr>
-        <w:pStyle w:val="ListBullet2"/>
+        <w:pStyle w:val="ListBullet"/>
       </w:pPr>
       <w:r>
-        <w:t>We can change all of it any bit of it</w:t>
+        <w:t>Action: Um it will probably tell you how far away it is at least that 's That 's even what Deep Map does</w:t>
       </w:r>
     </w:p>
     <w:p>
       <w:pPr>
-        <w:pStyle w:val="ListBullet2"/>
+        <w:pStyle w:val="ListBullet"/>
       </w:pPr>
       <w:r>
-        <w:t>Throw it all away</w:t>
+        <w:t>Action: Because i we can not differentiate at the moment between you know the intention of wanting to go there or the intention of just know wanting to know where where it is</w:t>
       </w:r>
     </w:p>
     <w:p>
       <w:pPr>
-        <w:pStyle w:val="ListBullet2"/>
+        <w:pStyle w:val="ListBullet"/>
       </w:pPr>
       <w:r>
-        <w:t>Um it will probably tell you how far away it is at least that 's That 's even what Deep Map does</w:t>
+        <w:t>Action: you will tell them it 's on the East Coast</w:t>
       </w:r>
     </w:p>
     <w:p>
       <w:pPr>
-        <w:pStyle w:val="ListBullet2"/>
+        <w:pStyle w:val="ListBullet"/>
       </w:pPr>
       <w:r>
-        <w:t>Because i we can not differentiate at the moment between you know the intention of wanting to go there or the intention of just know wanting to know where where it is</w:t>
+        <w:t>Action: Y y eh you wo n't tell them how to get there ft you know take that bus to the airport and blah blah blah</w:t>
       </w:r>
     </w:p>
     <w:p>
       <w:pPr>
-        <w:pStyle w:val="ListBullet2"/>
+        <w:pStyle w:val="ListBullet"/>
       </w:pPr>
       <w:r>
-        <w:t>you will tell them it 's on the East Coast</w:t>
+        <w:t>Action: But if it 's the post office you will tell them how to get there</w:t>
       </w:r>
     </w:p>
     <w:p>
       <w:pPr>
-        <w:pStyle w:val="ListBullet2"/>
+        <w:pStyle w:val="ListBullet"/>
       </w:pPr>
       <w:r>
-        <w:t>Y y eh you wo n't tell them how to get there ft you know take that bus to the airport and blah blah blah</w:t>
+        <w:t>Action: But um since we are designing a a a an compared to this even bigger data collection effort um we will definitely take care to put it in there in some shape way form over the other to see whether we can then get sort of empirically validated data</w:t>
       </w:r>
     </w:p>
     <w:p>
       <w:pPr>
-        <w:pStyle w:val="ListBullet2"/>
+        <w:pStyle w:val="ListBullet"/>
       </w:pPr>
       <w:r>
-        <w:t>But if it 's the post office you will tell them how to get there</w:t>
+        <w:t>Action: But it does n't exclude anybody from phrasing it totally differently even if they still you know</w:t>
       </w:r>
     </w:p>
     <w:p>
       <w:pPr>
-        <w:pStyle w:val="ListBullet2"/>
+        <w:pStyle w:val="ListBullet"/>
       </w:pPr>
       <w:r>
-        <w:t>But um since we are designing a a a an compared to this even bigger data collection effort um we will definitely take care to put it in there in some shape way form over the other to see whether we can then get sort of empirically validated data</w:t>
+        <w:t>Action: But but we will still get the phrasing all over the place</w:t>
       </w:r>
     </w:p>
     <w:p>
       <w:pPr>
-        <w:pStyle w:val="ListBullet2"/>
+        <w:pStyle w:val="ListBullet"/>
       </w:pPr>
       <w:r>
-        <w:t>But it does n't exclude anybody from phrasing it totally differently even if they still you know</w:t>
+        <w:t>Action: Um I m sure we can produce some if we need it um that that will help us along those lines</w:t>
       </w:r>
     </w:p>
     <w:p>
       <w:pPr>
-        <w:pStyle w:val="ListBullet2"/>
+        <w:pStyle w:val="ListBullet"/>
       </w:pPr>
       <w:r>
-        <w:t>But but we will still get the phrasing all over the place</w:t>
+        <w:t>Action: and and we will record both sides</w:t>
       </w:r>
     </w:p>
     <w:p>
       <w:pPr>
-        <w:pStyle w:val="ListBullet2"/>
+        <w:pStyle w:val="ListBullet"/>
       </w:pPr>
       <w:r>
-        <w:t>Um I m sure we can produce some if we need it um that that will help us along those lines</w:t>
+        <w:t>Action: We can ins instruct the uh wizard in how expressive and talkative he should be</w:t>
       </w:r>
     </w:p>
     <w:p>
       <w:pPr>
-        <w:pStyle w:val="ListBullet2"/>
+        <w:pStyle w:val="ListBullet"/>
       </w:pPr>
       <w:r>
-        <w:t>and and we will record both sides</w:t>
+        <w:t>Action: Yeah or you can split it up</w:t>
       </w:r>
     </w:p>
     <w:p>
       <w:pPr>
-        <w:pStyle w:val="ListBullet2"/>
+        <w:pStyle w:val="ListBullet"/>
       </w:pPr>
       <w:r>
-        <w:t>We can ins instruct the uh wizard in how expressive and talkative he should be</w:t>
+        <w:t>Action: Because it can produce better answers tell the person as I s showed you on this map n you know produce either you know a red line that goes to the Vista point or a red line that goes to the Tango point or red line that goes to the door which would be great</w:t>
       </w:r>
     </w:p>
     <w:p>
       <w:pPr>
-        <w:pStyle w:val="ListBullet2"/>
+        <w:pStyle w:val="ListBullet"/>
       </w:pPr>
       <w:r>
-        <w:t>Yeah or you can split it up</w:t>
+        <w:t>Action: So that it does n't take you to the wall every time</w:t>
       </w:r>
     </w:p>
     <w:p>
       <w:pPr>
-        <w:pStyle w:val="ListBullet2"/>
+        <w:pStyle w:val="ListBullet"/>
       </w:pPr>
       <w:r>
-        <w:t>Because it can produce better answers tell the person as I s showed you on this map n you know produce either you know a red line that goes to the Vista point or a red line that goes to the Tango point or red line that goes to the door which would be great</w:t>
+        <w:t>Action: And if to actually do that build it um you know run it y y run it on the data where you hand transcribe the parameters</w:t>
       </w:r>
     </w:p>
     <w:p>
       <w:pPr>
-        <w:pStyle w:val="ListBullet2"/>
+        <w:pStyle w:val="ListBullet"/>
       </w:pPr>
       <w:r>
-        <w:t>So that it does n't take you to the wall every time</w:t>
+        <w:t>Action: Though sin f in the short run you 'd set them and see ho how it worked and then in the longer run you would figure out how you could derive them</w:t>
       </w:r>
     </w:p>
     <w:p>
       <w:pPr>
-        <w:pStyle w:val="ListBullet2"/>
+        <w:pStyle w:val="ListBullet"/>
       </w:pPr>
       <w:r>
-        <w:t>And if to actually do that build it um you know run it y y run it on the data where you hand transcribe the parameters</w:t>
+        <w:t>Decision: but uh I think we we will agree on that um to come up with a with a sort of very very first crude prototype and do some implementation work and do some some research and some modeling</w:t>
       </w:r>
     </w:p>
     <w:p>
       <w:pPr>
-        <w:pStyle w:val="ListBullet2"/>
+        <w:pStyle w:val="ListBullet"/>
       </w:pPr>
       <w:r>
-        <w:t>Though sin f in the short run you 'd set them and see ho how it worked and then in the longer run you would figure out how you could derive them</w:t>
+        <w:t>Decision: But um maybe it might be interesting if if the two of you can agree on who 's gon na be the speaker next Monday to tell us something about the net you picked and what it does and how it does that</w:t>
+      </w:r>
+    </w:p>
+    <w:p>
+      <w:pPr>
+        <w:pStyle w:val="ListBullet"/>
+      </w:pPr>
+      <w:r>
+        <w:t>Conflict: We could pursue um if we thought it 's it 's worth it</w:t>
+      </w:r>
+    </w:p>
+    <w:p>
+      <w:pPr>
+        <w:pStyle w:val="ListBullet"/>
+      </w:pPr>
+      <w:r>
+        <w:t>Conflict: but uh I think we we will agree on that um to come up with a with a sort of very very first crude prototype and do some implementation work and do some some research and some modeling</w:t>
+      </w:r>
+    </w:p>
+    <w:p>
+      <w:pPr>
+        <w:pStyle w:val="ListBullet"/>
+      </w:pPr>
+      <w:r>
+        <w:t>Conflict: But you can not enter or do anything else</w:t>
+      </w:r>
+    </w:p>
+    <w:p>
+      <w:pPr>
+        <w:pStyle w:val="ListBullet"/>
+      </w:pPr>
+      <w:r>
+        <w:t>Conflict: But you can touch it</w:t>
+      </w:r>
+    </w:p>
+    <w:p>
+      <w:pPr>
+        <w:pStyle w:val="ListBullet"/>
+      </w:pPr>
+      <w:r>
+        <w:t>Conflict: It would always use the closest point to the object and then the tourists would be faced you know in front of a wall but it would do them absolutely no good</w:t>
+      </w:r>
+    </w:p>
+    <w:p>
+      <w:pPr>
+        <w:pStyle w:val="ListBullet"/>
+      </w:pPr>
+      <w:r>
+        <w:t>Conflict: So But sometimes the the Tango mode is really relevant in the in the sense that um if you want to uh If you do n't have the intention of entering your building but you know that something is really close to it and you just want to approach it or get to that building</w:t>
+      </w:r>
+    </w:p>
+    <w:p>
+      <w:pPr>
+        <w:pStyle w:val="ListBullet"/>
+      </w:pPr>
+      <w:r>
+        <w:t>Conflict: And we get tons of of these how do I get to I want to go to but also give me directions to and I would like to see</w:t>
+      </w:r>
+    </w:p>
+    <w:p>
+      <w:pPr>
+        <w:pStyle w:val="ListBullet"/>
+      </w:pPr>
+      <w:r>
+        <w:t>Conflict: But you usually want to enter them</w:t>
+      </w:r>
+    </w:p>
+    <w:p>
+      <w:pPr>
+        <w:pStyle w:val="ListBullet"/>
+      </w:pPr>
+      <w:r>
+        <w:t>Conflict: So I thought Mmm</w:t>
+      </w:r>
+    </w:p>
+    <w:p>
+      <w:pPr>
+        <w:pStyle w:val="ListBullet"/>
+      </w:pPr>
+      <w:r>
+        <w:t>Conflict: So this is not something which we can actually monitor now but just is something we can set</w:t>
+      </w:r>
+    </w:p>
+    <w:p>
+      <w:pPr>
+        <w:pStyle w:val="ListBullet"/>
+      </w:pPr>
+      <w:r>
+        <w:t>Conflict: But</w:t>
+      </w:r>
+    </w:p>
+    <w:p>
+      <w:pPr>
+        <w:pStyle w:val="ListBullet"/>
+      </w:pPr>
+      <w:r>
+        <w:t>Conflict: I thought about that</w:t>
+      </w:r>
+    </w:p>
+    <w:p>
+      <w:pPr>
+        <w:pStyle w:val="ListBullet"/>
+      </w:pPr>
+      <w:r>
+        <w:t>Conflict: But it 's not in there</w:t>
+      </w:r>
+    </w:p>
+    <w:p>
+      <w:pPr>
+        <w:pStyle w:val="ListBullet"/>
+      </w:pPr>
+      <w:r>
+        <w:t>Conflict: But um still outcome w the outcome will be some form of structure with the town hall and maybe saying it 's a WH focus on the town hall</w:t>
+      </w:r>
+    </w:p>
+    <w:p>
+      <w:pPr>
+        <w:pStyle w:val="ListBullet"/>
+      </w:pPr>
+      <w:r>
+        <w:t>Conflict: But to interpret it you know</w:t>
+      </w:r>
+    </w:p>
+    <w:p>
+      <w:pPr>
+        <w:pStyle w:val="ListBullet"/>
+      </w:pPr>
+      <w:r>
+        <w:t>Conflict: But if it 's the post office you will tell them how to get there</w:t>
+      </w:r>
+    </w:p>
+    <w:p>
+      <w:pPr>
+        <w:pStyle w:val="ListBullet"/>
+      </w:pPr>
+      <w:r>
+        <w:t>Conflict: But um since we are designing a a a an compared to this even bigger data collection effort um we will definitely take care to put it in there in some shape way form over the other to see whether we can then get sort of empirically validated data</w:t>
+      </w:r>
+    </w:p>
+    <w:p>
+      <w:pPr>
+        <w:pStyle w:val="ListBullet"/>
+      </w:pPr>
+      <w:r>
+        <w:t>Conflict: but that is n't that what we need for a belief net anyhow</w:t>
+      </w:r>
+    </w:p>
+    <w:p>
+      <w:pPr>
+        <w:pStyle w:val="ListBullet"/>
+      </w:pPr>
+      <w:r>
+        <w:t>Conflict: But it does n't exclude anybody from phrasing it totally differently even if they still you know</w:t>
+      </w:r>
+    </w:p>
+    <w:p>
+      <w:pPr>
+        <w:pStyle w:val="ListBullet"/>
+      </w:pPr>
+      <w:r>
+        <w:t>Conflict: But then other factors may come into play that change the outcome of their belief net</w:t>
+      </w:r>
+    </w:p>
+    <w:p>
+      <w:pPr>
+        <w:pStyle w:val="ListBullet"/>
+      </w:pPr>
+      <w:r>
+        <w:t>Conflict: But but we will still get the phrasing all over the place</w:t>
+      </w:r>
+    </w:p>
+    <w:p>
+      <w:pPr>
+        <w:pStyle w:val="ListBullet"/>
+      </w:pPr>
+      <w:r>
+        <w:t>Conflict: Uh N no no not i it was mobile but not not with a w a real wizard system</w:t>
+      </w:r>
+    </w:p>
+    <w:p>
+      <w:pPr>
+        <w:pStyle w:val="ListBullet"/>
+      </w:pPr>
+      <w:r>
+        <w:t>Conflict: But It was never th th the goal of that data collection to to serve for sat for such a purpose</w:t>
+      </w:r>
+    </w:p>
+    <w:p>
+      <w:pPr>
+        <w:pStyle w:val="ListBullet"/>
+      </w:pPr>
+      <w:r>
+        <w:t>Conflict: But you know you got ta leave something for other people to model</w:t>
+      </w:r>
+    </w:p>
+    <w:p>
+      <w:pPr>
+        <w:pStyle w:val="ListBullet"/>
+      </w:pPr>
+      <w:r>
+        <w:t>Conflict: And then a human operator comes on and and exp apologizes that the system has crashed but you know urges you to continue you know</w:t>
+      </w:r>
+    </w:p>
+    <w:p>
+      <w:pPr>
+        <w:pStyle w:val="ListBullet"/>
+      </w:pPr>
+      <w:r>
+        <w:t>Conflict: But it 's something uh that would provide some very interesting data for some people I know</w:t>
+      </w:r>
+    </w:p>
+    <w:p>
+      <w:pPr>
+        <w:pStyle w:val="ListBullet"/>
+      </w:pPr>
+      <w:r>
+        <w:t>Conflict: I but y I do n't think you really move sort of</w:t>
+      </w:r>
+    </w:p>
+    <w:p>
+      <w:pPr>
+        <w:pStyle w:val="ListBullet"/>
+      </w:pPr>
+      <w:r>
+        <w:t>Conflict: But um maybe the maybe what you 're suggesting Is what you 're suggesting that it might be too poor the data if we sort of limit it to this ping pong one t uh task results in a question and then there 's an answer</w:t>
+      </w:r>
+    </w:p>
+    <w:p>
+      <w:pPr>
+        <w:pStyle w:val="ListBullet"/>
+      </w:pPr>
+      <w:r>
+        <w:t>Conflict: But i But since we all probably are pretty sure that um the For example this th th the dialogue history is is um producing XML documents</w:t>
+      </w:r>
+    </w:p>
+    <w:p>
+      <w:pPr>
+        <w:pStyle w:val="ListBullet"/>
+      </w:pPr>
+      <w:r>
+        <w:t>Conflict: So if we w if we think it 's worth it one of these days not not with this first prototype but maybe with a second and we have the possibility of of taking input that 's generated elsewhere and learn from that that 'd be nice</w:t>
+      </w:r>
+    </w:p>
+    <w:p>
+      <w:pPr>
+        <w:pStyle w:val="ListBullet"/>
+      </w:pPr>
+      <w:r>
+        <w:t>Conflict: But um maybe it might be interesting if if the two of you can agree on who 's gon na be the speaker next Monday to tell us something about the net you picked and what it does and how it does that</w:t>
+      </w:r>
+    </w:p>
+    <w:p>
+      <w:pPr>
+        <w:pStyle w:val="ListBullet"/>
+      </w:pPr>
+      <w:r>
+        <w:t>Conflict: but uh but the uh This point is really I think very very valid that ultimately we hope that that both will merge into a harmonious and um wonderful um state where we can not only do the bare necessities IE changing the table so it does exactly in English what it does in German but also that we can sort of have the system where we can say OK this is what it usually does and now we add this little thing to it you know</w:t>
+      </w:r>
+    </w:p>
+    <w:p>
+      <w:pPr>
+        <w:pStyle w:val="ListBullet"/>
+      </w:pPr>
+      <w:r>
+        <w:t>Conflict: So not only can you show that you know something sensible but ultimately if you produce a system like this it takes the person where it wants to go</w:t>
+      </w:r>
+    </w:p>
+    <w:p>
+      <w:pPr>
+        <w:pStyle w:val="ListBullet"/>
+      </w:pPr>
+      <w:r>
+        <w:t>Conflict: Um So this was actually an actual problem that we encountered which nobody have has because car navigation systems do n't really care</w:t>
+      </w:r>
+    </w:p>
+    <w:p>
+      <w:pPr>
+        <w:pStyle w:val="ListBullet"/>
+      </w:pPr>
+      <w:r>
+        <w:t>Conflict: But even that is problematic</w:t>
+      </w:r>
+    </w:p>
+    <w:p>
+      <w:pPr>
+        <w:pStyle w:val="ListBullet"/>
+      </w:pPr>
+      <w:r>
+        <w:t>Conflict: but the entrance where you actually wanna go is somewhere completely different</w:t>
+      </w:r>
+    </w:p>
+    <w:p>
+      <w:pPr>
+        <w:pStyle w:val="ListBullet"/>
+      </w:pPr>
+      <w:r>
+        <w:t>Conflict: Have to reboot for that though</w:t>
+      </w:r>
+    </w:p>
+    <w:p>
+      <w:pPr>
+        <w:pStyle w:val="ListBullet"/>
+      </w:pPr>
+      <w:r>
+        <w:t>Conflict: There there 's more than I showed but um um I think this is sort of um in part my job to look at that and and to see whether there are features in there that can be extracted and to come up with some features that are not you know empirically based on on a real experiment or on on on reality but sort of on your intuition of you know Aha</w:t>
+      </w:r>
+    </w:p>
+    <w:p>
+      <w:pPr>
+        <w:pStyle w:val="ListBullet"/>
+      </w:pPr>
+      <w:r>
+        <w:t>Conflict: No you you will not have and there it is and uh But you know y y the um Oh yeah but to some extent this is a different discussion</w:t>
+      </w:r>
+    </w:p>
+    <w:p>
+      <w:pPr>
+        <w:pStyle w:val="ListBullet"/>
+      </w:pPr>
+      <w:r>
+        <w:t>Conflict: Though sin f in the short run you 'd set them and see ho how it worked and then in the longer run you would figure out how you could derive them</w:t>
+      </w:r>
+    </w:p>
+    <w:p>
+      <w:pPr>
+        <w:pStyle w:val="ListBullet"/>
+      </w:pPr>
+      <w:r>
+        <w:t>Conflict: And I think the other concern that has come up before too is if it 's um I do n't know if this was collected what situation this data was collected in</w:t>
       </w:r>
     </w:p>
     <w:p>
@@ -482,10 +868,247 @@
         <w:rPr>
           <w:b/>
         </w:rPr>
-        <w:t xml:space="preserve">1. </w:t>
+        <w:t>1. SPEAKER_04</w:t>
       </w:r>
+    </w:p>
+    <w:p>
+      <w:pPr>
+        <w:pStyle w:val="ListBullet"/>
+      </w:pPr>
       <w:r>
-        <w:t>SPEAKER_04 need We may wind up with ver We we may need versions of all this garbage (and 27 more)</w:t>
+        <w:t>Action: We m We may wind up with ver We we may need versions of all this garbage</w:t>
+      </w:r>
+    </w:p>
+    <w:p>
+      <w:pPr>
+        <w:pStyle w:val="ListBullet"/>
+      </w:pPr>
+      <w:r>
+        <w:t>Action: So why do n't you tell us briefly your give give your e normal schpiel</w:t>
+      </w:r>
+    </w:p>
+    <w:p>
+      <w:pPr>
+        <w:pStyle w:val="ListBullet"/>
+      </w:pPr>
+      <w:r>
+        <w:t>Action: Now they may wanna call that part of context</w:t>
+      </w:r>
+    </w:p>
+    <w:p>
+      <w:pPr>
+        <w:pStyle w:val="ListBullet"/>
+      </w:pPr>
+      <w:r>
+        <w:t>Action: And if things are obviously closed then you Pe people do n't wanna enter them</w:t>
+      </w:r>
+    </w:p>
+    <w:p>
+      <w:pPr>
+        <w:pStyle w:val="ListBullet"/>
+      </w:pPr>
+      <w:r>
+        <w:t>Action: and they do n't have the option of entering it</w:t>
+      </w:r>
+    </w:p>
+    <w:p>
+      <w:pPr>
+        <w:pStyle w:val="ListBullet"/>
+      </w:pPr>
+      <w:r>
+        <w:t>Action: And Now one thing you could do is always ask them but that 's boring</w:t>
+      </w:r>
+    </w:p>
+    <w:p>
+      <w:pPr>
+        <w:pStyle w:val="ListBullet"/>
+      </w:pPr>
+      <w:r>
+        <w:t>Action: Ask them which one you want</w:t>
+      </w:r>
+    </w:p>
+    <w:p>
+      <w:pPr>
+        <w:pStyle w:val="ListBullet"/>
+      </w:pPr>
+      <w:r>
+        <w:t>Action: And they do n't give you the kind of object they do n't give you any discourse history if you want to keep that you have to keep it somewhere else</w:t>
+      </w:r>
+    </w:p>
+    <w:p>
+      <w:pPr>
+        <w:pStyle w:val="ListBullet"/>
+      </w:pPr>
+      <w:r>
+        <w:t>Action: So we can work out terminology later</w:t>
+      </w:r>
+    </w:p>
+    <w:p>
+      <w:pPr>
+        <w:pStyle w:val="ListBullet"/>
+      </w:pPr>
+      <w:r>
+        <w:t>Action: So where would you get this information</w:t>
+      </w:r>
+    </w:p>
+    <w:p>
+      <w:pPr>
+        <w:pStyle w:val="ListBullet"/>
+      </w:pPr>
+      <w:r>
+        <w:t>Action: And expand it to to other things like this</w:t>
+      </w:r>
+    </w:p>
+    <w:p>
+      <w:pPr>
+        <w:pStyle w:val="ListBullet"/>
+      </w:pPr>
+      <w:r>
+        <w:t>Action: Hold on a s Hold on a second</w:t>
+      </w:r>
+    </w:p>
+    <w:p>
+      <w:pPr>
+        <w:pStyle w:val="ListBullet"/>
+      </w:pPr>
+      <w:r>
+        <w:t>Action: and we do have um a student who is a candidate for wizard</w:t>
+      </w:r>
+    </w:p>
+    <w:p>
+      <w:pPr>
+        <w:pStyle w:val="ListBullet"/>
+      </w:pPr>
+      <w:r>
+        <w:t>Action: Do you do you You know her</w:t>
+      </w:r>
+    </w:p>
+    <w:p>
+      <w:pPr>
+        <w:pStyle w:val="ListBullet"/>
+      </w:pPr>
+      <w:r>
+        <w:t>Action: So we may have someone uh to do this and she 's got you know some background in in all this stuff</w:t>
+      </w:r>
+    </w:p>
+    <w:p>
+      <w:pPr>
+        <w:pStyle w:val="ListBullet"/>
+      </w:pPr>
+      <w:r>
+        <w:t>Action: To v to View it</w:t>
+      </w:r>
+    </w:p>
+    <w:p>
+      <w:pPr>
+        <w:pStyle w:val="ListBullet"/>
+      </w:pPr>
+      <w:r>
+        <w:t>Action: To Enter it</w:t>
+      </w:r>
+    </w:p>
+    <w:p>
+      <w:pPr>
+        <w:pStyle w:val="ListBullet"/>
+      </w:pPr>
+      <w:r>
+        <w:t>Action: f Get one</w:t>
+      </w:r>
+    </w:p>
+    <w:p>
+      <w:pPr>
+        <w:pStyle w:val="ListBullet"/>
+      </w:pPr>
+      <w:r>
+        <w:t>Action: But we do want one in which it 's easy to interact with and uh modify</w:t>
+      </w:r>
+    </w:p>
+    <w:p>
+      <w:pPr>
+        <w:pStyle w:val="ListBullet"/>
+      </w:pPr>
+      <w:r>
+        <w:t>Action: We we have a we know what the outcomes are gon na be and we have some some data that 's loose we can use our own intuition and see how hard it is and importantly what intermediate nodes we think we need</w:t>
+      </w:r>
+    </w:p>
+    <w:p>
+      <w:pPr>
+        <w:pStyle w:val="ListBullet"/>
+      </w:pPr>
+      <w:r>
+        <w:t>Action: I mean you ca n't you ca n't run your project based on the speculation that that the data will come and you do n't have to actually design the nets</w:t>
+      </w:r>
+    </w:p>
+    <w:p>
+      <w:pPr>
+        <w:pStyle w:val="ListBullet"/>
+      </w:pPr>
+      <w:r>
+        <w:t>Action: You do n't You know you do n't really like it</w:t>
+      </w:r>
+    </w:p>
+    <w:p>
+      <w:pPr>
+        <w:pStyle w:val="ListBullet"/>
+      </w:pPr>
+      <w:r>
+        <w:t>Action: w I 'd like that this y</w:t>
+      </w:r>
+    </w:p>
+    <w:p>
+      <w:pPr>
+        <w:pStyle w:val="ListBullet"/>
+      </w:pPr>
+      <w:r>
+        <w:t>Action: yeah this week to ha to n to have y guys uh you know pick the y you know belief net package and tell us what it is and give us a pointer so we can play with it or something</w:t>
+      </w:r>
+    </w:p>
+    <w:p>
+      <w:pPr>
+        <w:pStyle w:val="ListBullet"/>
+      </w:pPr>
+      <w:r>
+        <w:t>Action: Make a first cut at you know what 's going on and probably the ea easiest way to do that is some on line way</w:t>
+      </w:r>
+    </w:p>
+    <w:p>
+      <w:pPr>
+        <w:pStyle w:val="ListBullet"/>
+      </w:pPr>
+      <w:r>
+        <w:t>Action: Probably not then cuz y you probably ca n't drop the mail there anyway</w:t>
+      </w:r>
+    </w:p>
+    <w:p>
+      <w:pPr>
+        <w:pStyle w:val="ListBullet"/>
+      </w:pPr>
+      <w:r>
+        <w:t>Action: We can end the meeting and call Adam and then we wanna s look at some filthy pictures of Heidelberg</w:t>
+      </w:r>
+    </w:p>
+    <w:p>
+      <w:pPr>
+        <w:pStyle w:val="ListBullet"/>
+      </w:pPr>
+      <w:r>
+        <w:t>Action: We can do that as well</w:t>
+      </w:r>
+    </w:p>
+    <w:p>
+      <w:pPr>
+        <w:pStyle w:val="ListBullet"/>
+      </w:pPr>
+      <w:r>
+        <w:t>Action: Got it</w:t>
+      </w:r>
+    </w:p>
+    <w:p>
+      <w:pPr>
+        <w:pStyle w:val="ListBullet"/>
+      </w:pPr>
+      <w:r>
+        <w:t>Decision: So the thing is i uh d naively speaking you ve you ve got a for this little task a belief net which is going to have as output the conditional pr probability of one of three things that the person wants to uh to View it to Enter it or to Tango with it</w:t>
       </w:r>
     </w:p>
     <w:p>
@@ -501,239 +1124,367 @@
         <w:pStyle w:val="ListBullet"/>
       </w:pPr>
       <w:r>
-        <w:t>Concern: It 's really simple though</w:t>
+        <w:t>Decision: So another thing that can come up and will come up as soon as you get serious about this is that another option of course is to have a more of a dialogue</w:t>
       </w:r>
     </w:p>
     <w:p>
       <w:pPr>
-        <w:pStyle w:val="ListBullet2"/>
+        <w:pStyle w:val="ListBullet"/>
       </w:pPr>
       <w:r>
-        <w:t>We m We may wind up with ver We we may need versions of all this garbage</w:t>
+        <w:t>Conflict: It 's really simple though</w:t>
       </w:r>
     </w:p>
     <w:p>
       <w:pPr>
-        <w:pStyle w:val="ListBullet2"/>
+        <w:pStyle w:val="ListBullet"/>
       </w:pPr>
       <w:r>
-        <w:t>So why do n't you tell us briefly your give give your e normal schpiel</w:t>
+        <w:t>Conflict: OK but that was our idea</w:t>
       </w:r>
     </w:p>
     <w:p>
       <w:pPr>
-        <w:pStyle w:val="ListBullet2"/>
+        <w:pStyle w:val="ListBullet"/>
       </w:pPr>
       <w:r>
-        <w:t>Now they may wanna call that part of context</w:t>
+        <w:t>Conflict: But maybe that 's a false state of the system that it 's too close to call</w:t>
       </w:r>
     </w:p>
     <w:p>
       <w:pPr>
-        <w:pStyle w:val="ListBullet2"/>
+        <w:pStyle w:val="ListBullet"/>
       </w:pPr>
       <w:r>
-        <w:t>And if things are obviously closed then you Pe people do n't wanna enter them</w:t>
+        <w:t>Conflict: But only w Muh</w:t>
       </w:r>
     </w:p>
     <w:p>
       <w:pPr>
-        <w:pStyle w:val="ListBullet2"/>
+        <w:pStyle w:val="ListBullet"/>
       </w:pPr>
       <w:r>
-        <w:t>and they do n't have the option of entering it</w:t>
+        <w:t>Conflict: Since it it does is n't attributed</w:t>
       </w:r>
     </w:p>
     <w:p>
       <w:pPr>
-        <w:pStyle w:val="ListBullet2"/>
+        <w:pStyle w:val="ListBullet"/>
       </w:pPr>
       <w:r>
-        <w:t>And Now one thing you could do is always ask them but that 's boring</w:t>
+        <w:t>Conflict: But it 's deep enough that you can distinguish between these th three quite different kinds of uh going to see some tourist thing</w:t>
       </w:r>
     </w:p>
     <w:p>
       <w:pPr>
-        <w:pStyle w:val="ListBullet2"/>
+        <w:pStyle w:val="ListBullet"/>
       </w:pPr>
       <w:r>
-        <w:t>Ask them which one you want</w:t>
+        <w:t>Conflict: And Robert 's point is that the current front end does n't give you any way to Not only does n't it do it but it also does n't give you enough information to do it</w:t>
       </w:r>
     </w:p>
     <w:p>
       <w:pPr>
-        <w:pStyle w:val="ListBullet2"/>
+        <w:pStyle w:val="ListBullet"/>
       </w:pPr>
       <w:r>
-        <w:t>And they do n't give you the kind of object they do n't give you any discourse history if you want to keep that you have to keep it somewhere else</w:t>
+        <w:t>Conflict: And my idea on how to combine them is with a belief net although it may turn out that t some totally different thing is gon na work better</w:t>
       </w:r>
     </w:p>
     <w:p>
       <w:pPr>
-        <w:pStyle w:val="ListBullet2"/>
+        <w:pStyle w:val="ListBullet"/>
       </w:pPr>
       <w:r>
-        <w:t>So we can work out terminology later</w:t>
+        <w:t>Conflict: Um but the p the Anyway</w:t>
       </w:r>
     </w:p>
     <w:p>
       <w:pPr>
-        <w:pStyle w:val="ListBullet2"/>
+        <w:pStyle w:val="ListBullet"/>
       </w:pPr>
       <w:r>
-        <w:t>So where would you get this information</w:t>
+        <w:t>Conflict: But the time of day matters a lot</w:t>
       </w:r>
     </w:p>
     <w:p>
       <w:pPr>
-        <w:pStyle w:val="ListBullet2"/>
+        <w:pStyle w:val="ListBullet"/>
       </w:pPr>
       <w:r>
-        <w:t>And expand it to to other things like this</w:t>
+        <w:t>Conflict: And Now one thing you could do is always ask them but that 's boring</w:t>
       </w:r>
     </w:p>
     <w:p>
       <w:pPr>
-        <w:pStyle w:val="ListBullet2"/>
+        <w:pStyle w:val="ListBullet"/>
       </w:pPr>
       <w:r>
-        <w:t>Hold on a s Hold on a second</w:t>
+        <w:t>Conflict: But that 's um not what we 're gon na do</w:t>
       </w:r>
     </w:p>
     <w:p>
       <w:pPr>
-        <w:pStyle w:val="ListBullet2"/>
+        <w:pStyle w:val="ListBullet"/>
       </w:pPr>
       <w:r>
-        <w:t>and we do have um a student who is a candidate for wizard</w:t>
+        <w:t>Conflict: You want the you want the ability to a You want the ability to ask but what you do n't wanna do is onl build a system that always asks every time and i That 's not getting at the scientific problem and it 's In general you 're you know it 's gon na be much more complex than that</w:t>
       </w:r>
     </w:p>
     <w:p>
       <w:pPr>
-        <w:pStyle w:val="ListBullet2"/>
+        <w:pStyle w:val="ListBullet"/>
       </w:pPr>
       <w:r>
-        <w:t>Do you do you You know her</w:t>
+        <w:t>Conflict: but they c</w:t>
       </w:r>
     </w:p>
     <w:p>
       <w:pPr>
-        <w:pStyle w:val="ListBullet2"/>
+        <w:pStyle w:val="ListBullet"/>
       </w:pPr>
       <w:r>
-        <w:t>So we may have someone uh to do this and she 's got you know some background in in all this stuff</w:t>
+        <w:t>Conflict: they call it intention lattice but</w:t>
       </w:r>
     </w:p>
     <w:p>
       <w:pPr>
-        <w:pStyle w:val="ListBullet2"/>
+        <w:pStyle w:val="ListBullet"/>
       </w:pPr>
       <w:r>
-        <w:t>To v to View it</w:t>
+        <w:t>Conflict: But it would n't</w:t>
       </w:r>
     </w:p>
     <w:p>
       <w:pPr>
-        <w:pStyle w:val="ListBullet2"/>
+        <w:pStyle w:val="ListBullet"/>
       </w:pPr>
       <w:r>
-        <w:t>To Enter it</w:t>
+        <w:t>Conflict: But i Go go back to the the uh th</w:t>
       </w:r>
     </w:p>
     <w:p>
       <w:pPr>
-        <w:pStyle w:val="ListBullet2"/>
+        <w:pStyle w:val="ListBullet"/>
       </w:pPr>
       <w:r>
-        <w:t>f Get one</w:t>
+        <w:t>Conflict: I mean you need them both but they 're quite distinct</w:t>
       </w:r>
     </w:p>
     <w:p>
       <w:pPr>
-        <w:pStyle w:val="ListBullet2"/>
+        <w:pStyle w:val="ListBullet"/>
       </w:pPr>
       <w:r>
-        <w:t>But we do want one in which it 's easy to interact with and uh modify</w:t>
+        <w:t>Conflict: So the the the reason the belief net is in blue is the notion would be Uh this may be a bad dis bad idea but the idea is to take as a first goal see if we could actually build a belief net that would make this three way distinction uh in a plausible way given these We have all these transcripts and we 're able to by hand extract the features to put in the belief net</w:t>
       </w:r>
     </w:p>
     <w:p>
       <w:pPr>
-        <w:pStyle w:val="ListBullet2"/>
+        <w:pStyle w:val="ListBullet"/>
       </w:pPr>
       <w:r>
-        <w:t>We we have a we know what the outcomes are gon na be and we have some some data that 's loose we can use our own intuition and see how hard it is and importantly what intermediate nodes we think we need</w:t>
+        <w:t>Conflict: But if we ca n't do that then we 're in trouble</w:t>
       </w:r>
     </w:p>
     <w:p>
       <w:pPr>
-        <w:pStyle w:val="ListBullet2"/>
+        <w:pStyle w:val="ListBullet"/>
       </w:pPr>
       <w:r>
-        <w:t>I mean you ca n't you ca n't run your project based on the speculation that that the data will come and you do n't have to actually design the nets</w:t>
+        <w:t>Conflict: if it if it 's the belief nets we we 'll switch to you know logic or some terrible thing but I do n't think that 's gon na be the case</w:t>
       </w:r>
     </w:p>
     <w:p>
       <w:pPr>
-        <w:pStyle w:val="ListBullet2"/>
+        <w:pStyle w:val="ListBullet"/>
       </w:pPr>
       <w:r>
-        <w:t>You do n't You know you do n't really like it</w:t>
+        <w:t>Conflict: The real issue is do what are the factors involved in determining this</w:t>
       </w:r>
     </w:p>
     <w:p>
       <w:pPr>
-        <w:pStyle w:val="ListBullet2"/>
+        <w:pStyle w:val="ListBullet"/>
       </w:pPr>
       <w:r>
-        <w:t>w I 'd like that this y</w:t>
+        <w:t>Conflict: So uh I think you all know this but we are going to actually use this little room and start recording subjects probably within a month or something</w:t>
       </w:r>
     </w:p>
     <w:p>
       <w:pPr>
-        <w:pStyle w:val="ListBullet2"/>
+        <w:pStyle w:val="ListBullet"/>
       </w:pPr>
       <w:r>
-        <w:t>yeah this week to ha to n to have y guys uh you know pick the y you know belief net package and tell us what it is and give us a pointer so we can play with it or something</w:t>
+        <w:t>Conflict: So our job is to figure out how to solve these problems</w:t>
       </w:r>
     </w:p>
     <w:p>
       <w:pPr>
-        <w:pStyle w:val="ListBullet2"/>
+        <w:pStyle w:val="ListBullet"/>
       </w:pPr>
       <w:r>
-        <w:t>Make a first cut at you know what 's going on and probably the ea easiest way to do that is some on line way</w:t>
+        <w:t>Conflict: y you 're absolutely right though</w:t>
       </w:r>
     </w:p>
     <w:p>
       <w:pPr>
-        <w:pStyle w:val="ListBullet2"/>
+        <w:pStyle w:val="ListBullet"/>
       </w:pPr>
       <w:r>
-        <w:t>Probably not then cuz y you probably ca n't drop the mail there anyway</w:t>
+        <w:t>Conflict: And um Jane but also uh Liz have offered to help us do this uh data collection and design and stuff</w:t>
       </w:r>
     </w:p>
     <w:p>
       <w:pPr>
-        <w:pStyle w:val="ListBullet2"/>
+        <w:pStyle w:val="ListBullet"/>
       </w:pPr>
       <w:r>
-        <w:t>We can end the meeting and call Adam and then we wanna s look at some filthy pictures of Heidelberg</w:t>
+        <w:t>Conflict: But uh the The problem that I was tr gon na try to focus on today was let 's suppose by magic you could collect dialogues in which one way or the other you were able to uh figure out both the intention and set the context and know what language was used</w:t>
       </w:r>
     </w:p>
     <w:p>
       <w:pPr>
-        <w:pStyle w:val="ListBullet2"/>
+        <w:pStyle w:val="ListBullet"/>
       </w:pPr>
       <w:r>
-        <w:t>We can do that as well</w:t>
+        <w:t>Conflict: The issue is can we find a way to basically featurize it so that we get some discrete number of features so that uh when we know the values to all those features or as many as possible we can w come up with the best estimate of which of the in this case three little intentions are most likely</w:t>
       </w:r>
     </w:p>
     <w:p>
       <w:pPr>
-        <w:pStyle w:val="ListBullet2"/>
+        <w:pStyle w:val="ListBullet"/>
       </w:pPr>
       <w:r>
-        <w:t>Got it</w:t>
+        <w:t>Conflict: Now how you determine that is another issue</w:t>
+      </w:r>
+    </w:p>
+    <w:p>
+      <w:pPr>
+        <w:pStyle w:val="ListBullet"/>
+      </w:pPr>
+      <w:r>
+        <w:t>Conflict: But fo for the current problem it would just be OK if you can be sure that it 's a tourist versus a businessman versus a native or something uh that would give you a lot of discriminatory power and then just have a little section in your belief net that said pppt</w:t>
+      </w:r>
+    </w:p>
+    <w:p>
+      <w:pPr>
+        <w:pStyle w:val="ListBullet"/>
+      </w:pPr>
+      <w:r>
+        <w:t>Conflict: But we do want one in which it 's easy to interact with and uh modify</w:t>
+      </w:r>
+    </w:p>
+    <w:p>
+      <w:pPr>
+        <w:pStyle w:val="ListBullet"/>
+      </w:pPr>
+      <w:r>
+        <w:t>Conflict: I mean my guess is we are n't gon na have enough data that 's good enough to make the these data fitting ones worth it but I do n't know</w:t>
+      </w:r>
+    </w:p>
+    <w:p>
+      <w:pPr>
+        <w:pStyle w:val="ListBullet"/>
+      </w:pPr>
+      <w:r>
+        <w:t>Conflict: But it what I like about it is it 's very concrete</w:t>
+      </w:r>
+    </w:p>
+    <w:p>
+      <w:pPr>
+        <w:pStyle w:val="ListBullet"/>
+      </w:pPr>
+      <w:r>
+        <w:t>Conflict: So it if it turns out that just thinking about the problem you come up with things you really need to You know this is the kind of thing that is you know an intermediate little piece in your belief net</w:t>
+      </w:r>
+    </w:p>
+    <w:p>
+      <w:pPr>
+        <w:pStyle w:val="ListBullet"/>
+      </w:pPr>
+      <w:r>
+        <w:t>Conflict: But it may not be I have no idea whether that 's the best choice an</w:t>
+      </w:r>
+    </w:p>
+    <w:p>
+      <w:pPr>
+        <w:pStyle w:val="ListBullet"/>
+      </w:pPr>
+      <w:r>
+        <w:t>Conflict: I do n't know I do n't know whether you guys have met Kevin yet or not but uh Yeah</w:t>
+      </w:r>
+    </w:p>
+    <w:p>
+      <w:pPr>
+        <w:pStyle w:val="ListBullet"/>
+      </w:pPr>
+      <w:r>
+        <w:t>Conflict: But that 's you know not a big deal</w:t>
+      </w:r>
+    </w:p>
+    <w:p>
+      <w:pPr>
+        <w:pStyle w:val="ListBullet"/>
+      </w:pPr>
+      <w:r>
+        <w:t>Conflict: But that 's that 's fine</w:t>
+      </w:r>
+    </w:p>
+    <w:p>
+      <w:pPr>
+        <w:pStyle w:val="ListBullet"/>
+      </w:pPr>
+      <w:r>
+        <w:t>Conflict: It 'd be nice but</w:t>
+      </w:r>
+    </w:p>
+    <w:p>
+      <w:pPr>
+        <w:pStyle w:val="ListBullet"/>
+      </w:pPr>
+      <w:r>
+        <w:t>Conflict: but I I I do I do n't wanna count on it</w:t>
+      </w:r>
+    </w:p>
+    <w:p>
+      <w:pPr>
+        <w:pStyle w:val="ListBullet"/>
+      </w:pPr>
+      <w:r>
+        <w:t>Conflict: We are required at the end to give them stuff in their format but</w:t>
+      </w:r>
+    </w:p>
+    <w:p>
+      <w:pPr>
+        <w:pStyle w:val="ListBullet"/>
+      </w:pPr>
+      <w:r>
+        <w:t>Conflict: And then as soon as we have it I think we should start trying to populate it for this problem</w:t>
+      </w:r>
+    </w:p>
+    <w:p>
+      <w:pPr>
+        <w:pStyle w:val="ListBullet"/>
+      </w:pPr>
+      <w:r>
+        <w:t>Conflict: Well I 'd like to also though uh ha have a first cut at what the belief net looks like</w:t>
+      </w:r>
+    </w:p>
+    <w:p>
+      <w:pPr>
+        <w:pStyle w:val="ListBullet"/>
+      </w:pPr>
+      <w:r>
+        <w:t>Conflict: If if you know if we do n't get any information for these guys f for several weeks then we are n't gon na sit around you know wasting time trying to do the problem or guess what they You know just pppt</w:t>
+      </w:r>
+    </w:p>
+    <w:p>
+      <w:pPr>
+        <w:pStyle w:val="ListBullet"/>
+      </w:pPr>
+      <w:r>
+        <w:t>Conflict: No that one 's already on I thought he said</w:t>
       </w:r>
     </w:p>
     <w:p>
@@ -764,18 +1515,31 @@
         <w:rPr>
           <w:b/>
         </w:rPr>
-        <w:t xml:space="preserve">1. </w:t>
-      </w:r>
-      <w:r>
-        <w:t>Unknown strike five one nine O three six four O two three O eight seven three nine eight seven five nine Uh strike that; made no major decisions; had no significant conflicts.</w:t>
+        <w:t>1. Unknown</w:t>
       </w:r>
     </w:p>
     <w:p>
       <w:pPr>
-        <w:pStyle w:val="ListBullet2"/>
+        <w:pStyle w:val="ListBullet"/>
       </w:pPr>
       <w:r>
-        <w:t>Three five one nine O three six four O two three O eight seven three nine eight seven five nine Uh strike that</w:t>
+        <w:t>Action: Three five one nine O three six four O two three O eight seven three nine eight seven five nine Uh strike that</w:t>
+      </w:r>
+    </w:p>
+    <w:p>
+      <w:pPr>
+        <w:pStyle w:val="ListBullet"/>
+      </w:pPr>
+      <w:r>
+        <w:t>Decision: No explicit decisions found</w:t>
+      </w:r>
+    </w:p>
+    <w:p>
+      <w:pPr>
+        <w:pStyle w:val="ListBullet"/>
+      </w:pPr>
+      <w:r>
+        <w:t>Conflict: No conflicts mentioned</w:t>
       </w:r>
     </w:p>
     <w:p>
@@ -806,10 +1570,7 @@
         <w:rPr>
           <w:b/>
         </w:rPr>
-        <w:t xml:space="preserve">1. </w:t>
-      </w:r>
-      <w:r>
-        <w:t>SPEAKER_02 get id n't get that before (and 2 more); made no major decisions</w:t>
+        <w:t>1. SPEAKER_02</w:t>
       </w:r>
     </w:p>
     <w:p>
@@ -817,31 +1578,63 @@
         <w:pStyle w:val="ListBullet"/>
       </w:pPr>
       <w:r>
-        <w:t>Concern: But that does n't necessarily</w:t>
+        <w:t>Action: I did n't get that before</w:t>
       </w:r>
     </w:p>
     <w:p>
       <w:pPr>
-        <w:pStyle w:val="ListBullet2"/>
+        <w:pStyle w:val="ListBullet"/>
       </w:pPr>
       <w:r>
-        <w:t>I did n't get that before</w:t>
+        <w:t>Action: So maybe you would wanna touch it</w:t>
       </w:r>
     </w:p>
     <w:p>
       <w:pPr>
-        <w:pStyle w:val="ListBullet2"/>
+        <w:pStyle w:val="ListBullet"/>
       </w:pPr>
       <w:r>
-        <w:t>So maybe you would wanna touch it</w:t>
+        <w:t>Action: Do they have a map and then you give them a scenario of some sort</w:t>
       </w:r>
     </w:p>
     <w:p>
       <w:pPr>
-        <w:pStyle w:val="ListBullet2"/>
+        <w:pStyle w:val="ListBullet"/>
       </w:pPr>
       <w:r>
-        <w:t>Do they have a map and then you give them a scenario of some sort</w:t>
+        <w:t>Decision: No explicit decisions found</w:t>
+      </w:r>
+    </w:p>
+    <w:p>
+      <w:pPr>
+        <w:pStyle w:val="ListBullet"/>
+      </w:pPr>
+      <w:r>
+        <w:t>Conflict: But that does n't necessarily</w:t>
+      </w:r>
+    </w:p>
+    <w:p>
+      <w:pPr>
+        <w:pStyle w:val="ListBullet"/>
+      </w:pPr>
+      <w:r>
+        <w:t>Conflict: But we 'd have to infer a Source Path Goal to some degree for touching the side right</w:t>
+      </w:r>
+    </w:p>
+    <w:p>
+      <w:pPr>
+        <w:pStyle w:val="ListBullet"/>
+      </w:pPr>
+      <w:r>
+        <w:t>Conflict: See I would have thought it was more of a waltz</w:t>
+      </w:r>
+    </w:p>
+    <w:p>
+      <w:pPr>
+        <w:pStyle w:val="ListBullet"/>
+      </w:pPr>
+      <w:r>
+        <w:t>Conflict: I first thought it had something to do with the material that it w that 's why I asked</w:t>
       </w:r>
     </w:p>
     <w:p>
@@ -872,10 +1665,7 @@
         <w:rPr>
           <w:b/>
         </w:rPr>
-        <w:t xml:space="preserve">1. </w:t>
-      </w:r>
-      <w:r>
-        <w:t>SPEAKER_00 see you wanna see a picture (and 4 more); made no major decisions</w:t>
+        <w:t>1. SPEAKER_00</w:t>
       </w:r>
     </w:p>
     <w:p>
@@ -883,47 +1673,103 @@
         <w:pStyle w:val="ListBullet"/>
       </w:pPr>
       <w:r>
-        <w:t>Concern: But Um Not from that data</w:t>
+        <w:t>Action: Do you wanna see a picture</w:t>
       </w:r>
     </w:p>
     <w:p>
       <w:pPr>
-        <w:pStyle w:val="ListBullet2"/>
+        <w:pStyle w:val="ListBullet"/>
       </w:pPr>
       <w:r>
-        <w:t>Do you wanna see a picture</w:t>
+        <w:t>Action: Take them into account</w:t>
       </w:r>
     </w:p>
     <w:p>
       <w:pPr>
-        <w:pStyle w:val="ListBullet2"/>
+        <w:pStyle w:val="ListBullet"/>
       </w:pPr>
       <w:r>
-        <w:t>Take them into account</w:t>
+        <w:t>Action: Oh how to extract these features</w:t>
       </w:r>
     </w:p>
     <w:p>
       <w:pPr>
-        <w:pStyle w:val="ListBullet2"/>
+        <w:pStyle w:val="ListBullet"/>
       </w:pPr>
       <w:r>
-        <w:t>Oh how to extract these features</w:t>
+        <w:t>Action: So your tasks do n't require you to I mean uh yo you 're told So when your task is I do n't know Go buy stamps or something like that</w:t>
       </w:r>
     </w:p>
     <w:p>
       <w:pPr>
-        <w:pStyle w:val="ListBullet2"/>
+        <w:pStyle w:val="ListBullet"/>
       </w:pPr>
       <w:r>
-        <w:t>So your tasks do n't require you to I mean uh yo you 're told So when your task is I do n't know Go buy stamps or something like that</w:t>
+        <w:t>Action: Can you use the sample data</w:t>
       </w:r>
     </w:p>
     <w:p>
       <w:pPr>
-        <w:pStyle w:val="ListBullet2"/>
+        <w:pStyle w:val="ListBullet"/>
       </w:pPr>
       <w:r>
-        <w:t>Can you use the sample data</w:t>
+        <w:t>Decision: No explicit decisions found</w:t>
+      </w:r>
+    </w:p>
+    <w:p>
+      <w:pPr>
+        <w:pStyle w:val="ListBullet"/>
+      </w:pPr>
+      <w:r>
+        <w:t>Conflict: But Um Not from that data</w:t>
+      </w:r>
+    </w:p>
+    <w:p>
+      <w:pPr>
+        <w:pStyle w:val="ListBullet"/>
+      </w:pPr>
+      <w:r>
+        <w:t>Conflict: But but you do n't worry about h how to extract them</w:t>
+      </w:r>
+    </w:p>
+    <w:p>
+      <w:pPr>
+        <w:pStyle w:val="ListBullet"/>
+      </w:pPr>
+      <w:r>
+        <w:t>Conflict: Um I missed the beginning but um I guess could you back to the slide the previous one</w:t>
+      </w:r>
+    </w:p>
+    <w:p>
+      <w:pPr>
+        <w:pStyle w:val="ListBullet"/>
+      </w:pPr>
+      <w:r>
+        <w:t>Conflict: But l OK</w:t>
+      </w:r>
+    </w:p>
+    <w:p>
+      <w:pPr>
+        <w:pStyle w:val="ListBullet"/>
+      </w:pPr>
+      <w:r>
+        <w:t>Conflict: But OK</w:t>
+      </w:r>
+    </w:p>
+    <w:p>
+      <w:pPr>
+        <w:pStyle w:val="ListBullet"/>
+      </w:pPr>
+      <w:r>
+        <w:t>Conflict: But is it I guess I do n't know The situation of of collecting th the data of like Here you could imagine them being walking around the city</w:t>
+      </w:r>
+    </w:p>
+    <w:p>
+      <w:pPr>
+        <w:pStyle w:val="ListBullet"/>
+      </w:pPr>
+      <w:r>
+        <w:t>Conflict: I guess the reason I was asking about the sort of the de the details of this kind of thing is that um it 's one thing to collect data for I do n't know speech recognition or various other tasks that have pretty c clear correct answers but with intention um obviously as you point out there 's a lot of di other factors and</w:t>
       </w:r>
     </w:p>
     <w:p>
@@ -954,18 +1800,31 @@
         <w:rPr>
           <w:b/>
         </w:rPr>
-        <w:t xml:space="preserve">1. </w:t>
-      </w:r>
-      <w:r>
-        <w:t>SPEAKER_01 proposed no specific actions; made no major decisions; had no significant conflicts.</w:t>
+        <w:t>1. SPEAKER_01</w:t>
       </w:r>
     </w:p>
     <w:p>
       <w:pPr>
-        <w:pStyle w:val="ListBullet2"/>
+        <w:pStyle w:val="ListBullet"/>
       </w:pPr>
       <w:r>
-        <w:t>No specific actions identified</w:t>
+        <w:t>Action: No specific actions identified</w:t>
+      </w:r>
+    </w:p>
+    <w:p>
+      <w:pPr>
+        <w:pStyle w:val="ListBullet"/>
+      </w:pPr>
+      <w:r>
+        <w:t>Decision: No explicit decisions found</w:t>
+      </w:r>
+    </w:p>
+    <w:p>
+      <w:pPr>
+        <w:pStyle w:val="ListBullet"/>
+      </w:pPr>
+      <w:r>
+        <w:t>Conflict: No conflicts mentioned</w:t>
       </w:r>
     </w:p>
     <w:sectPr>

--- a/Backend/output/agenda.docx
+++ b/Backend/output/agenda.docx
@@ -7,27 +7,29 @@
         <w:pStyle w:val="Heading1"/>
       </w:pPr>
       <w:r>
+        <w:t>see can see the transcript (and 13 more)</w:t>
+      </w:r>
+    </w:p>
+    <w:p>
+      <w:pPr>
+        <w:pStyle w:val="Heading2"/>
+      </w:pPr>
+      <w:r>
         <w:t>会议议程（按说话人分段）</w:t>
       </w:r>
     </w:p>
     <w:p>
       <w:pPr>
-        <w:pStyle w:val="Heading2"/>
+        <w:pStyle w:val="Heading3"/>
       </w:pPr>
       <w:r>
         <w:rPr>
           <w:b/>
         </w:rPr>
-        <w:t xml:space="preserve">Section 1. </w:t>
+        <w:t xml:space="preserve">1. SPEAKER_05 </w:t>
       </w:r>
       <w:r>
-        <w:rPr>
-          <w:b/>
-        </w:rPr>
-        <w:t xml:space="preserve">SPEAKER_05 </w:t>
-      </w:r>
-      <w:r>
-        <w:t>[起始：0:00:06，总时长：0:05:11]</w:t>
+        <w:t>[0:00:06 | 0:05:11]</w:t>
       </w:r>
     </w:p>
     <w:p>
@@ -46,7 +48,7 @@
         <w:pStyle w:val="ListBullet"/>
       </w:pPr>
       <w:r>
-        <w:t>Action: You can see the transcript</w:t>
+        <w:t>You can see the transcript</w:t>
       </w:r>
     </w:p>
     <w:p>
@@ -54,7 +56,7 @@
         <w:pStyle w:val="ListBullet"/>
       </w:pPr>
       <w:r>
-        <w:t>Action: So you would just read that one</w:t>
+        <w:t>So you would just read that one</w:t>
       </w:r>
     </w:p>
     <w:p>
@@ -62,7 +64,7 @@
         <w:pStyle w:val="ListBullet"/>
       </w:pPr>
       <w:r>
-        <w:t>Action: And the short form I mean you should read the consent form but uh the thing to notice is that we will give you an opportunity to edit a all the transcripts</w:t>
+        <w:t>And the short form I mean you should read the consent form but uh the thing to notice is that we will give you an opportunity to edit a all the transcripts</w:t>
       </w:r>
     </w:p>
     <w:p>
@@ -70,7 +72,7 @@
         <w:pStyle w:val="ListBullet"/>
       </w:pPr>
       <w:r>
-        <w:t>Action: On the speaker form just fill out as much of the information as you can</w:t>
+        <w:t>On the speaker form just fill out as much of the information as you can</w:t>
       </w:r>
     </w:p>
     <w:p>
@@ -78,7 +80,7 @@
         <w:pStyle w:val="ListBullet"/>
       </w:pPr>
       <w:r>
-        <w:t>Action: Well what we 're gon na we 'll anonymize it in the transcript</w:t>
+        <w:t>Well what we 're gon na we 'll anonymize it in the transcript</w:t>
       </w:r>
     </w:p>
     <w:p>
@@ -86,7 +88,7 @@
         <w:pStyle w:val="ListBullet"/>
       </w:pPr>
       <w:r>
-        <w:t>Action: Um but uh um it w uh I do n't know a good way of doing it on the audio and still have people who are doing discourse research be able to use the data</w:t>
+        <w:t>Um but uh um it w uh I do n't know a good way of doing it on the audio and still have people who are doing discourse research be able to use the data</w:t>
       </w:r>
     </w:p>
     <w:p>
@@ -94,7 +96,7 @@
         <w:pStyle w:val="ListBullet"/>
       </w:pPr>
       <w:r>
-        <w:t>Action: And so uh on the far field mikes we can expect very low recognition results</w:t>
+        <w:t>And so uh on the far field mikes we can expect very low recognition results</w:t>
       </w:r>
     </w:p>
     <w:p>
@@ -102,7 +104,7 @@
         <w:pStyle w:val="ListBullet"/>
       </w:pPr>
       <w:r>
-        <w:t>Action: And uh just make it as a generally available corpus</w:t>
+        <w:t>And uh just make it as a generally available corpus</w:t>
       </w:r>
     </w:p>
     <w:p>
@@ -110,7 +112,7 @@
         <w:pStyle w:val="ListBullet"/>
       </w:pPr>
       <w:r>
-        <w:t>Action: So we 'll have some um comparison to be able to be made</w:t>
+        <w:t>So we 'll have some um comparison to be able to be made</w:t>
       </w:r>
     </w:p>
     <w:p>
@@ -118,7 +120,7 @@
         <w:pStyle w:val="ListBullet"/>
       </w:pPr>
       <w:r>
-        <w:t>Action: And uh read the digit strings and and fill out the forms</w:t>
+        <w:t>And uh read the digit strings and and fill out the forms</w:t>
       </w:r>
     </w:p>
     <w:p>
@@ -126,7 +128,7 @@
         <w:pStyle w:val="ListBullet"/>
       </w:pPr>
       <w:r>
-        <w:t>Action: And uh just give me a call which my number 's up there when your meeting is over</w:t>
+        <w:t>And uh just give me a call which my number 's up there when your meeting is over</w:t>
       </w:r>
     </w:p>
     <w:p>
@@ -134,7 +136,7 @@
         <w:pStyle w:val="ListBullet"/>
       </w:pPr>
       <w:r>
-        <w:t>Action: Check one</w:t>
+        <w:t>Check one</w:t>
       </w:r>
     </w:p>
     <w:p>
@@ -142,7 +144,7 @@
         <w:pStyle w:val="ListBullet"/>
       </w:pPr>
       <w:r>
-        <w:t>Action: Check one</w:t>
+        <w:t>Check one</w:t>
       </w:r>
     </w:p>
     <w:p>
@@ -150,7 +152,7 @@
         <w:pStyle w:val="ListBullet"/>
       </w:pPr>
       <w:r>
-        <w:t>Action: Everyone would need extreme focus</w:t>
+        <w:t>Everyone would need extreme focus</w:t>
       </w:r>
     </w:p>
     <w:p>
@@ -158,7 +160,7 @@
         <w:pStyle w:val="ListBullet"/>
       </w:pPr>
       <w:r>
-        <w:t>Decision: So because the general environment is so challenging we decided to to do at least one set of digit strings to give ourselves something easier</w:t>
+        <w:t>So because the general environment is so challenging we decided to to do at least one set of digit strings to give ourselves something easier</w:t>
       </w:r>
     </w:p>
     <w:p>
@@ -166,7 +168,7 @@
         <w:pStyle w:val="ListBullet"/>
       </w:pPr>
       <w:r>
-        <w:t>Conflict: We 're talking about doing all at the same time but I think cognitively that would be really difficult</w:t>
+        <w:t>We 're talking about doing all at the same time but I think cognitively that would be really difficult</w:t>
       </w:r>
     </w:p>
     <w:p>
@@ -174,7 +176,7 @@
         <w:pStyle w:val="ListBullet"/>
       </w:pPr>
       <w:r>
-        <w:t>Conflict: All of you look like you 're doing it reasonably correctly but you want it about two thumb widths away from your mouth and then at the corner</w:t>
+        <w:t>All of you look like you 're doing it reasonably correctly but you want it about two thumb widths away from your mouth and then at the corner</w:t>
       </w:r>
     </w:p>
     <w:p>
@@ -182,7 +184,7 @@
         <w:pStyle w:val="ListBullet"/>
       </w:pPr>
       <w:r>
-        <w:t>Conflict: And the short form I mean you should read the consent form but uh the thing to notice is that we will give you an opportunity to edit a all the transcripts</w:t>
+        <w:t>And the short form I mean you should read the consent form but uh the thing to notice is that we will give you an opportunity to edit a all the transcripts</w:t>
       </w:r>
     </w:p>
     <w:p>
@@ -190,7 +192,7 @@
         <w:pStyle w:val="ListBullet"/>
       </w:pPr>
       <w:r>
-        <w:t>Conflict: Um but not in the audio</w:t>
+        <w:t>Um but not in the audio</w:t>
       </w:r>
     </w:p>
     <w:p>
@@ -198,7 +200,7 @@
         <w:pStyle w:val="ListBullet"/>
       </w:pPr>
       <w:r>
-        <w:t>Conflict: Um but uh um it w uh I do n't know a good way of doing it on the audio and still have people who are doing discourse research be able to use the data</w:t>
+        <w:t>Um but uh um it w uh I do n't know a good way of doing it on the audio and still have people who are doing discourse research be able to use the data</w:t>
       </w:r>
     </w:p>
     <w:p>
@@ -206,7 +208,7 @@
         <w:pStyle w:val="ListBullet"/>
       </w:pPr>
       <w:r>
-        <w:t>Conflict: Yeah I mean whatever you wanna do is fine but we find that We want the meeting to be as natural as possible</w:t>
+        <w:t>Yeah I mean whatever you wanna do is fine but we find that We want the meeting to be as natural as possible</w:t>
       </w:r>
     </w:p>
     <w:p>
@@ -214,7 +216,7 @@
         <w:pStyle w:val="ListBullet"/>
       </w:pPr>
       <w:r>
-        <w:t>Conflict: but it 's n</w:t>
+        <w:t>but it 's n</w:t>
       </w:r>
     </w:p>
     <w:p>
@@ -222,7 +224,7 @@
         <w:pStyle w:val="ListBullet"/>
       </w:pPr>
       <w:r>
-        <w:t>Conflict: but I m not gon na be on so do n't have them use this one</w:t>
+        <w:t>but I m not gon na be on so do n't have them use this one</w:t>
       </w:r>
     </w:p>
     <w:p>
@@ -230,27 +232,21 @@
         <w:pStyle w:val="ListBullet"/>
       </w:pPr>
       <w:r>
-        <w:t>Conflict: Oh I see but the a but the but the</w:t>
+        <w:t>Oh I see but the a but the but the</w:t>
       </w:r>
     </w:p>
     <w:p>
       <w:pPr>
-        <w:pStyle w:val="Heading2"/>
+        <w:pStyle w:val="Heading3"/>
       </w:pPr>
       <w:r>
         <w:rPr>
           <w:b/>
         </w:rPr>
-        <w:t xml:space="preserve">Section 2. </w:t>
+        <w:t xml:space="preserve">2. SPEAKER_03 </w:t>
       </w:r>
       <w:r>
-        <w:rPr>
-          <w:b/>
-        </w:rPr>
-        <w:t xml:space="preserve">SPEAKER_03 </w:t>
-      </w:r>
-      <w:r>
-        <w:t>[起始：0:00:23，总时长：0:28:55]</w:t>
+        <w:t>[0:00:23 | 0:28:55]</w:t>
       </w:r>
     </w:p>
     <w:p>
@@ -269,7 +265,7 @@
         <w:pStyle w:val="ListBullet"/>
       </w:pPr>
       <w:r>
-        <w:t>Action: Well we can make up aliases for each of us</w:t>
+        <w:t>Well we can make up aliases for each of us</w:t>
       </w:r>
     </w:p>
     <w:p>
@@ -277,7 +273,7 @@
         <w:pStyle w:val="ListBullet"/>
       </w:pPr>
       <w:r>
-        <w:t>Action: And touch it</w:t>
+        <w:t>And touch it</w:t>
       </w:r>
     </w:p>
     <w:p>
@@ -285,7 +281,7 @@
         <w:pStyle w:val="ListBullet"/>
       </w:pPr>
       <w:r>
-        <w:t>Action: But you can touch it</w:t>
+        <w:t>But you can touch it</w:t>
       </w:r>
     </w:p>
     <w:p>
@@ -293,7 +289,7 @@
         <w:pStyle w:val="ListBullet"/>
       </w:pPr>
       <w:r>
-        <w:t>Action: It would always use the closest point to the object and then the tourists would be faced you know in front of a wall but it would do them absolutely no good</w:t>
+        <w:t>It would always use the closest point to the object and then the tourists would be faced you know in front of a wall but it would do them absolutely no good</w:t>
       </w:r>
     </w:p>
     <w:p>
@@ -301,7 +297,7 @@
         <w:pStyle w:val="ListBullet"/>
       </w:pPr>
       <w:r>
-        <w:t>Action: Okay I This um These intentions we w w we could if we want to call it the the Vista mode where we just want to eh s get the overview or look at it the Enter mode and the well Tango mode</w:t>
+        <w:t>Okay I This um These intentions we w w we could if we want to call it the the Vista mode where we just want to eh s get the overview or look at it the Enter mode and the well Tango mode</w:t>
       </w:r>
     </w:p>
     <w:p>
@@ -309,7 +305,7 @@
         <w:pStyle w:val="ListBullet"/>
       </w:pPr>
       <w:r>
-        <w:t>Action: Consider for example the Post Office in Chicago a building so large that it has its own zip code</w:t>
+        <w:t>Consider for example the Post Office in Chicago a building so large that it has its own zip code</w:t>
       </w:r>
     </w:p>
     <w:p>
@@ -317,7 +313,7 @@
         <w:pStyle w:val="ListBullet"/>
       </w:pPr>
       <w:r>
-        <w:t>Action: And um what we can sort of do if we look closer a closer at the the data That was the wrong one</w:t>
+        <w:t>And um what we can sort of do if we look closer a closer at the the data That was the wrong one</w:t>
       </w:r>
     </w:p>
     <w:p>
@@ -325,7 +321,7 @@
         <w:pStyle w:val="ListBullet"/>
       </w:pPr>
       <w:r>
-        <w:t>Action: Then of course the the actual phrases may give us some idea of what the person wants</w:t>
+        <w:t>Then of course the the actual phrases may give us some idea of what the person wants</w:t>
       </w:r>
     </w:p>
     <w:p>
@@ -333,7 +329,7 @@
         <w:pStyle w:val="ListBullet"/>
       </w:pPr>
       <w:r>
-        <w:t>Action: That whatever it is you 're doing at the moment may also inter influence the interpretation of of a phrase</w:t>
+        <w:t>That whatever it is you 're doing at the moment may also inter influence the interpretation of of a phrase</w:t>
       </w:r>
     </w:p>
     <w:p>
@@ -341,7 +337,7 @@
         <w:pStyle w:val="ListBullet"/>
       </w:pPr>
       <w:r>
-        <w:t>Action: We may need additional part of speech or maybe just some information on the verb and modifiers auxiliaries</w:t>
+        <w:t>We may need additional part of speech or maybe just some information on the verb and modifiers auxiliaries</w:t>
       </w:r>
     </w:p>
     <w:p>
@@ -349,7 +345,7 @@
         <w:pStyle w:val="ListBullet"/>
       </w:pPr>
       <w:r>
-        <w:t>Action: And then you can all imagine sort of a a constrained satisfaction program depending on on what um comes out</w:t>
+        <w:t>And then you can all imagine sort of a a constrained satisfaction program depending on on what um comes out</w:t>
       </w:r>
     </w:p>
     <w:p>
@@ -357,7 +353,7 @@
         <w:pStyle w:val="ListBullet"/>
       </w:pPr>
       <w:r>
-        <w:t>Action: We can change all of it any bit of it</w:t>
+        <w:t>We can change all of it any bit of it</w:t>
       </w:r>
     </w:p>
     <w:p>
@@ -365,7 +361,7 @@
         <w:pStyle w:val="ListBullet"/>
       </w:pPr>
       <w:r>
-        <w:t>Action: Throw it all away</w:t>
+        <w:t>Throw it all away</w:t>
       </w:r>
     </w:p>
     <w:p>
@@ -373,7 +369,7 @@
         <w:pStyle w:val="ListBullet"/>
       </w:pPr>
       <w:r>
-        <w:t>Action: Um it will probably tell you how far away it is at least that 's That 's even what Deep Map does</w:t>
+        <w:t>Um it will probably tell you how far away it is at least that 's That 's even what Deep Map does</w:t>
       </w:r>
     </w:p>
     <w:p>
@@ -381,7 +377,7 @@
         <w:pStyle w:val="ListBullet"/>
       </w:pPr>
       <w:r>
-        <w:t>Action: Because i we can not differentiate at the moment between you know the intention of wanting to go there or the intention of just know wanting to know where where it is</w:t>
+        <w:t>Because i we can not differentiate at the moment between you know the intention of wanting to go there or the intention of just know wanting to know where where it is</w:t>
       </w:r>
     </w:p>
     <w:p>
@@ -389,7 +385,7 @@
         <w:pStyle w:val="ListBullet"/>
       </w:pPr>
       <w:r>
-        <w:t>Action: you will tell them it 's on the East Coast</w:t>
+        <w:t>you will tell them it 's on the East Coast</w:t>
       </w:r>
     </w:p>
     <w:p>
@@ -397,7 +393,7 @@
         <w:pStyle w:val="ListBullet"/>
       </w:pPr>
       <w:r>
-        <w:t>Action: Y y eh you wo n't tell them how to get there ft you know take that bus to the airport and blah blah blah</w:t>
+        <w:t>Y y eh you wo n't tell them how to get there ft you know take that bus to the airport and blah blah blah</w:t>
       </w:r>
     </w:p>
     <w:p>
@@ -405,7 +401,7 @@
         <w:pStyle w:val="ListBullet"/>
       </w:pPr>
       <w:r>
-        <w:t>Action: But if it 's the post office you will tell them how to get there</w:t>
+        <w:t>But if it 's the post office you will tell them how to get there</w:t>
       </w:r>
     </w:p>
     <w:p>
@@ -413,7 +409,7 @@
         <w:pStyle w:val="ListBullet"/>
       </w:pPr>
       <w:r>
-        <w:t>Action: But um since we are designing a a a an compared to this even bigger data collection effort um we will definitely take care to put it in there in some shape way form over the other to see whether we can then get sort of empirically validated data</w:t>
+        <w:t>But um since we are designing a a a an compared to this even bigger data collection effort um we will definitely take care to put it in there in some shape way form over the other to see whether we can then get sort of empirically validated data</w:t>
       </w:r>
     </w:p>
     <w:p>
@@ -421,7 +417,7 @@
         <w:pStyle w:val="ListBullet"/>
       </w:pPr>
       <w:r>
-        <w:t>Action: But it does n't exclude anybody from phrasing it totally differently even if they still you know</w:t>
+        <w:t>But it does n't exclude anybody from phrasing it totally differently even if they still you know</w:t>
       </w:r>
     </w:p>
     <w:p>
@@ -429,7 +425,7 @@
         <w:pStyle w:val="ListBullet"/>
       </w:pPr>
       <w:r>
-        <w:t>Action: But but we will still get the phrasing all over the place</w:t>
+        <w:t>But but we will still get the phrasing all over the place</w:t>
       </w:r>
     </w:p>
     <w:p>
@@ -437,7 +433,7 @@
         <w:pStyle w:val="ListBullet"/>
       </w:pPr>
       <w:r>
-        <w:t>Action: Um I m sure we can produce some if we need it um that that will help us along those lines</w:t>
+        <w:t>Um I m sure we can produce some if we need it um that that will help us along those lines</w:t>
       </w:r>
     </w:p>
     <w:p>
@@ -445,7 +441,7 @@
         <w:pStyle w:val="ListBullet"/>
       </w:pPr>
       <w:r>
-        <w:t>Action: and and we will record both sides</w:t>
+        <w:t>and and we will record both sides</w:t>
       </w:r>
     </w:p>
     <w:p>
@@ -453,7 +449,7 @@
         <w:pStyle w:val="ListBullet"/>
       </w:pPr>
       <w:r>
-        <w:t>Action: We can ins instruct the uh wizard in how expressive and talkative he should be</w:t>
+        <w:t>We can ins instruct the uh wizard in how expressive and talkative he should be</w:t>
       </w:r>
     </w:p>
     <w:p>
@@ -461,7 +457,7 @@
         <w:pStyle w:val="ListBullet"/>
       </w:pPr>
       <w:r>
-        <w:t>Action: Yeah or you can split it up</w:t>
+        <w:t>Yeah or you can split it up</w:t>
       </w:r>
     </w:p>
     <w:p>
@@ -469,7 +465,7 @@
         <w:pStyle w:val="ListBullet"/>
       </w:pPr>
       <w:r>
-        <w:t>Action: Because it can produce better answers tell the person as I s showed you on this map n you know produce either you know a red line that goes to the Vista point or a red line that goes to the Tango point or red line that goes to the door which would be great</w:t>
+        <w:t>Because it can produce better answers tell the person as I s showed you on this map n you know produce either you know a red line that goes to the Vista point or a red line that goes to the Tango point or red line that goes to the door which would be great</w:t>
       </w:r>
     </w:p>
     <w:p>
@@ -477,7 +473,7 @@
         <w:pStyle w:val="ListBullet"/>
       </w:pPr>
       <w:r>
-        <w:t>Action: So that it does n't take you to the wall every time</w:t>
+        <w:t>So that it does n't take you to the wall every time</w:t>
       </w:r>
     </w:p>
     <w:p>
@@ -485,7 +481,7 @@
         <w:pStyle w:val="ListBullet"/>
       </w:pPr>
       <w:r>
-        <w:t>Action: And if to actually do that build it um you know run it y y run it on the data where you hand transcribe the parameters</w:t>
+        <w:t>And if to actually do that build it um you know run it y y run it on the data where you hand transcribe the parameters</w:t>
       </w:r>
     </w:p>
     <w:p>
@@ -493,7 +489,7 @@
         <w:pStyle w:val="ListBullet"/>
       </w:pPr>
       <w:r>
-        <w:t>Action: Though sin f in the short run you 'd set them and see ho how it worked and then in the longer run you would figure out how you could derive them</w:t>
+        <w:t>Though sin f in the short run you 'd set them and see ho how it worked and then in the longer run you would figure out how you could derive them</w:t>
       </w:r>
     </w:p>
     <w:p>
@@ -501,7 +497,7 @@
         <w:pStyle w:val="ListBullet"/>
       </w:pPr>
       <w:r>
-        <w:t>Decision: but uh I think we we will agree on that um to come up with a with a sort of very very first crude prototype and do some implementation work and do some some research and some modeling</w:t>
+        <w:t>but uh I think we we will agree on that um to come up with a with a sort of very very first crude prototype and do some implementation work and do some some research and some modeling</w:t>
       </w:r>
     </w:p>
     <w:p>
@@ -509,7 +505,7 @@
         <w:pStyle w:val="ListBullet"/>
       </w:pPr>
       <w:r>
-        <w:t>Decision: But um maybe it might be interesting if if the two of you can agree on who 's gon na be the speaker next Monday to tell us something about the net you picked and what it does and how it does that</w:t>
+        <w:t>But um maybe it might be interesting if if the two of you can agree on who 's gon na be the speaker next Monday to tell us something about the net you picked and what it does and how it does that</w:t>
       </w:r>
     </w:p>
     <w:p>
@@ -517,7 +513,7 @@
         <w:pStyle w:val="ListBullet"/>
       </w:pPr>
       <w:r>
-        <w:t>Conflict: We could pursue um if we thought it 's it 's worth it</w:t>
+        <w:t>We could pursue um if we thought it 's it 's worth it</w:t>
       </w:r>
     </w:p>
     <w:p>
@@ -525,7 +521,7 @@
         <w:pStyle w:val="ListBullet"/>
       </w:pPr>
       <w:r>
-        <w:t>Conflict: but uh I think we we will agree on that um to come up with a with a sort of very very first crude prototype and do some implementation work and do some some research and some modeling</w:t>
+        <w:t>but uh I think we we will agree on that um to come up with a with a sort of very very first crude prototype and do some implementation work and do some some research and some modeling</w:t>
       </w:r>
     </w:p>
     <w:p>
@@ -533,7 +529,7 @@
         <w:pStyle w:val="ListBullet"/>
       </w:pPr>
       <w:r>
-        <w:t>Conflict: But you can not enter or do anything else</w:t>
+        <w:t>But you can not enter or do anything else</w:t>
       </w:r>
     </w:p>
     <w:p>
@@ -541,7 +537,7 @@
         <w:pStyle w:val="ListBullet"/>
       </w:pPr>
       <w:r>
-        <w:t>Conflict: But you can touch it</w:t>
+        <w:t>But you can touch it</w:t>
       </w:r>
     </w:p>
     <w:p>
@@ -549,7 +545,7 @@
         <w:pStyle w:val="ListBullet"/>
       </w:pPr>
       <w:r>
-        <w:t>Conflict: It would always use the closest point to the object and then the tourists would be faced you know in front of a wall but it would do them absolutely no good</w:t>
+        <w:t>It would always use the closest point to the object and then the tourists would be faced you know in front of a wall but it would do them absolutely no good</w:t>
       </w:r>
     </w:p>
     <w:p>
@@ -557,7 +553,7 @@
         <w:pStyle w:val="ListBullet"/>
       </w:pPr>
       <w:r>
-        <w:t>Conflict: So But sometimes the the Tango mode is really relevant in the in the sense that um if you want to uh If you do n't have the intention of entering your building but you know that something is really close to it and you just want to approach it or get to that building</w:t>
+        <w:t>So But sometimes the the Tango mode is really relevant in the in the sense that um if you want to uh If you do n't have the intention of entering your building but you know that something is really close to it and you just want to approach it or get to that building</w:t>
       </w:r>
     </w:p>
     <w:p>
@@ -565,7 +561,7 @@
         <w:pStyle w:val="ListBullet"/>
       </w:pPr>
       <w:r>
-        <w:t>Conflict: And we get tons of of these how do I get to I want to go to but also give me directions to and I would like to see</w:t>
+        <w:t>And we get tons of of these how do I get to I want to go to but also give me directions to and I would like to see</w:t>
       </w:r>
     </w:p>
     <w:p>
@@ -573,7 +569,7 @@
         <w:pStyle w:val="ListBullet"/>
       </w:pPr>
       <w:r>
-        <w:t>Conflict: But you usually want to enter them</w:t>
+        <w:t>But you usually want to enter them</w:t>
       </w:r>
     </w:p>
     <w:p>
@@ -581,7 +577,7 @@
         <w:pStyle w:val="ListBullet"/>
       </w:pPr>
       <w:r>
-        <w:t>Conflict: So I thought Mmm</w:t>
+        <w:t>So I thought Mmm</w:t>
       </w:r>
     </w:p>
     <w:p>
@@ -589,7 +585,7 @@
         <w:pStyle w:val="ListBullet"/>
       </w:pPr>
       <w:r>
-        <w:t>Conflict: So this is not something which we can actually monitor now but just is something we can set</w:t>
+        <w:t>So this is not something which we can actually monitor now but just is something we can set</w:t>
       </w:r>
     </w:p>
     <w:p>
@@ -597,7 +593,7 @@
         <w:pStyle w:val="ListBullet"/>
       </w:pPr>
       <w:r>
-        <w:t>Conflict: But</w:t>
+        <w:t>But</w:t>
       </w:r>
     </w:p>
     <w:p>
@@ -605,7 +601,7 @@
         <w:pStyle w:val="ListBullet"/>
       </w:pPr>
       <w:r>
-        <w:t>Conflict: I thought about that</w:t>
+        <w:t>I thought about that</w:t>
       </w:r>
     </w:p>
     <w:p>
@@ -613,7 +609,7 @@
         <w:pStyle w:val="ListBullet"/>
       </w:pPr>
       <w:r>
-        <w:t>Conflict: But it 's not in there</w:t>
+        <w:t>But it 's not in there</w:t>
       </w:r>
     </w:p>
     <w:p>
@@ -621,7 +617,7 @@
         <w:pStyle w:val="ListBullet"/>
       </w:pPr>
       <w:r>
-        <w:t>Conflict: But um still outcome w the outcome will be some form of structure with the town hall and maybe saying it 's a WH focus on the town hall</w:t>
+        <w:t>But um still outcome w the outcome will be some form of structure with the town hall and maybe saying it 's a WH focus on the town hall</w:t>
       </w:r>
     </w:p>
     <w:p>
@@ -629,7 +625,7 @@
         <w:pStyle w:val="ListBullet"/>
       </w:pPr>
       <w:r>
-        <w:t>Conflict: But to interpret it you know</w:t>
+        <w:t>But to interpret it you know</w:t>
       </w:r>
     </w:p>
     <w:p>
@@ -637,7 +633,7 @@
         <w:pStyle w:val="ListBullet"/>
       </w:pPr>
       <w:r>
-        <w:t>Conflict: But if it 's the post office you will tell them how to get there</w:t>
+        <w:t>But if it 's the post office you will tell them how to get there</w:t>
       </w:r>
     </w:p>
     <w:p>
@@ -645,7 +641,7 @@
         <w:pStyle w:val="ListBullet"/>
       </w:pPr>
       <w:r>
-        <w:t>Conflict: But um since we are designing a a a an compared to this even bigger data collection effort um we will definitely take care to put it in there in some shape way form over the other to see whether we can then get sort of empirically validated data</w:t>
+        <w:t>But um since we are designing a a a an compared to this even bigger data collection effort um we will definitely take care to put it in there in some shape way form over the other to see whether we can then get sort of empirically validated data</w:t>
       </w:r>
     </w:p>
     <w:p>
@@ -653,7 +649,7 @@
         <w:pStyle w:val="ListBullet"/>
       </w:pPr>
       <w:r>
-        <w:t>Conflict: but that is n't that what we need for a belief net anyhow</w:t>
+        <w:t>but that is n't that what we need for a belief net anyhow</w:t>
       </w:r>
     </w:p>
     <w:p>
@@ -661,7 +657,7 @@
         <w:pStyle w:val="ListBullet"/>
       </w:pPr>
       <w:r>
-        <w:t>Conflict: But it does n't exclude anybody from phrasing it totally differently even if they still you know</w:t>
+        <w:t>But it does n't exclude anybody from phrasing it totally differently even if they still you know</w:t>
       </w:r>
     </w:p>
     <w:p>
@@ -669,7 +665,7 @@
         <w:pStyle w:val="ListBullet"/>
       </w:pPr>
       <w:r>
-        <w:t>Conflict: But then other factors may come into play that change the outcome of their belief net</w:t>
+        <w:t>But then other factors may come into play that change the outcome of their belief net</w:t>
       </w:r>
     </w:p>
     <w:p>
@@ -677,7 +673,7 @@
         <w:pStyle w:val="ListBullet"/>
       </w:pPr>
       <w:r>
-        <w:t>Conflict: But but we will still get the phrasing all over the place</w:t>
+        <w:t>But but we will still get the phrasing all over the place</w:t>
       </w:r>
     </w:p>
     <w:p>
@@ -685,7 +681,7 @@
         <w:pStyle w:val="ListBullet"/>
       </w:pPr>
       <w:r>
-        <w:t>Conflict: Uh N no no not i it was mobile but not not with a w a real wizard system</w:t>
+        <w:t>Uh N no no not i it was mobile but not not with a w a real wizard system</w:t>
       </w:r>
     </w:p>
     <w:p>
@@ -693,7 +689,7 @@
         <w:pStyle w:val="ListBullet"/>
       </w:pPr>
       <w:r>
-        <w:t>Conflict: But It was never th th the goal of that data collection to to serve for sat for such a purpose</w:t>
+        <w:t>But It was never th th the goal of that data collection to to serve for sat for such a purpose</w:t>
       </w:r>
     </w:p>
     <w:p>
@@ -701,7 +697,7 @@
         <w:pStyle w:val="ListBullet"/>
       </w:pPr>
       <w:r>
-        <w:t>Conflict: But you know you got ta leave something for other people to model</w:t>
+        <w:t>But you know you got ta leave something for other people to model</w:t>
       </w:r>
     </w:p>
     <w:p>
@@ -709,7 +705,7 @@
         <w:pStyle w:val="ListBullet"/>
       </w:pPr>
       <w:r>
-        <w:t>Conflict: And then a human operator comes on and and exp apologizes that the system has crashed but you know urges you to continue you know</w:t>
+        <w:t>And then a human operator comes on and and exp apologizes that the system has crashed but you know urges you to continue you know</w:t>
       </w:r>
     </w:p>
     <w:p>
@@ -717,7 +713,7 @@
         <w:pStyle w:val="ListBullet"/>
       </w:pPr>
       <w:r>
-        <w:t>Conflict: But it 's something uh that would provide some very interesting data for some people I know</w:t>
+        <w:t>But it 's something uh that would provide some very interesting data for some people I know</w:t>
       </w:r>
     </w:p>
     <w:p>
@@ -725,7 +721,7 @@
         <w:pStyle w:val="ListBullet"/>
       </w:pPr>
       <w:r>
-        <w:t>Conflict: I but y I do n't think you really move sort of</w:t>
+        <w:t>I but y I do n't think you really move sort of</w:t>
       </w:r>
     </w:p>
     <w:p>
@@ -733,7 +729,7 @@
         <w:pStyle w:val="ListBullet"/>
       </w:pPr>
       <w:r>
-        <w:t>Conflict: But um maybe the maybe what you 're suggesting Is what you 're suggesting that it might be too poor the data if we sort of limit it to this ping pong one t uh task results in a question and then there 's an answer</w:t>
+        <w:t>But um maybe the maybe what you 're suggesting Is what you 're suggesting that it might be too poor the data if we sort of limit it to this ping pong one t uh task results in a question and then there 's an answer</w:t>
       </w:r>
     </w:p>
     <w:p>
@@ -741,7 +737,7 @@
         <w:pStyle w:val="ListBullet"/>
       </w:pPr>
       <w:r>
-        <w:t>Conflict: But i But since we all probably are pretty sure that um the For example this th th the dialogue history is is um producing XML documents</w:t>
+        <w:t>But i But since we all probably are pretty sure that um the For example this th th the dialogue history is is um producing XML documents</w:t>
       </w:r>
     </w:p>
     <w:p>
@@ -749,7 +745,7 @@
         <w:pStyle w:val="ListBullet"/>
       </w:pPr>
       <w:r>
-        <w:t>Conflict: So if we w if we think it 's worth it one of these days not not with this first prototype but maybe with a second and we have the possibility of of taking input that 's generated elsewhere and learn from that that 'd be nice</w:t>
+        <w:t>So if we w if we think it 's worth it one of these days not not with this first prototype but maybe with a second and we have the possibility of of taking input that 's generated elsewhere and learn from that that 'd be nice</w:t>
       </w:r>
     </w:p>
     <w:p>
@@ -757,7 +753,7 @@
         <w:pStyle w:val="ListBullet"/>
       </w:pPr>
       <w:r>
-        <w:t>Conflict: But um maybe it might be interesting if if the two of you can agree on who 's gon na be the speaker next Monday to tell us something about the net you picked and what it does and how it does that</w:t>
+        <w:t>But um maybe it might be interesting if if the two of you can agree on who 's gon na be the speaker next Monday to tell us something about the net you picked and what it does and how it does that</w:t>
       </w:r>
     </w:p>
     <w:p>
@@ -765,7 +761,7 @@
         <w:pStyle w:val="ListBullet"/>
       </w:pPr>
       <w:r>
-        <w:t>Conflict: but uh but the uh This point is really I think very very valid that ultimately we hope that that both will merge into a harmonious and um wonderful um state where we can not only do the bare necessities IE changing the table so it does exactly in English what it does in German but also that we can sort of have the system where we can say OK this is what it usually does and now we add this little thing to it you know</w:t>
+        <w:t>but uh but the uh This point is really I think very very valid that ultimately we hope that that both will merge into a harmonious and um wonderful um state where we can not only do the bare necessities IE changing the table so it does exactly in English what it does in German but also that we can sort of have the system where we can say OK this is what it usually does and now we add this little thing to it you know</w:t>
       </w:r>
     </w:p>
     <w:p>
@@ -773,7 +769,7 @@
         <w:pStyle w:val="ListBullet"/>
       </w:pPr>
       <w:r>
-        <w:t>Conflict: So not only can you show that you know something sensible but ultimately if you produce a system like this it takes the person where it wants to go</w:t>
+        <w:t>So not only can you show that you know something sensible but ultimately if you produce a system like this it takes the person where it wants to go</w:t>
       </w:r>
     </w:p>
     <w:p>
@@ -781,7 +777,7 @@
         <w:pStyle w:val="ListBullet"/>
       </w:pPr>
       <w:r>
-        <w:t>Conflict: Um So this was actually an actual problem that we encountered which nobody have has because car navigation systems do n't really care</w:t>
+        <w:t>Um So this was actually an actual problem that we encountered which nobody have has because car navigation systems do n't really care</w:t>
       </w:r>
     </w:p>
     <w:p>
@@ -789,7 +785,7 @@
         <w:pStyle w:val="ListBullet"/>
       </w:pPr>
       <w:r>
-        <w:t>Conflict: But even that is problematic</w:t>
+        <w:t>But even that is problematic</w:t>
       </w:r>
     </w:p>
     <w:p>
@@ -797,7 +793,7 @@
         <w:pStyle w:val="ListBullet"/>
       </w:pPr>
       <w:r>
-        <w:t>Conflict: but the entrance where you actually wanna go is somewhere completely different</w:t>
+        <w:t>but the entrance where you actually wanna go is somewhere completely different</w:t>
       </w:r>
     </w:p>
     <w:p>
@@ -805,7 +801,7 @@
         <w:pStyle w:val="ListBullet"/>
       </w:pPr>
       <w:r>
-        <w:t>Conflict: Have to reboot for that though</w:t>
+        <w:t>Have to reboot for that though</w:t>
       </w:r>
     </w:p>
     <w:p>
@@ -813,7 +809,7 @@
         <w:pStyle w:val="ListBullet"/>
       </w:pPr>
       <w:r>
-        <w:t>Conflict: There there 's more than I showed but um um I think this is sort of um in part my job to look at that and and to see whether there are features in there that can be extracted and to come up with some features that are not you know empirically based on on a real experiment or on on on reality but sort of on your intuition of you know Aha</w:t>
+        <w:t>There there 's more than I showed but um um I think this is sort of um in part my job to look at that and and to see whether there are features in there that can be extracted and to come up with some features that are not you know empirically based on on a real experiment or on on on reality but sort of on your intuition of you know Aha</w:t>
       </w:r>
     </w:p>
     <w:p>
@@ -821,7 +817,7 @@
         <w:pStyle w:val="ListBullet"/>
       </w:pPr>
       <w:r>
-        <w:t>Conflict: No you you will not have and there it is and uh But you know y y the um Oh yeah but to some extent this is a different discussion</w:t>
+        <w:t>No you you will not have and there it is and uh But you know y y the um Oh yeah but to some extent this is a different discussion</w:t>
       </w:r>
     </w:p>
     <w:p>
@@ -829,7 +825,7 @@
         <w:pStyle w:val="ListBullet"/>
       </w:pPr>
       <w:r>
-        <w:t>Conflict: Though sin f in the short run you 'd set them and see ho how it worked and then in the longer run you would figure out how you could derive them</w:t>
+        <w:t>Though sin f in the short run you 'd set them and see ho how it worked and then in the longer run you would figure out how you could derive them</w:t>
       </w:r>
     </w:p>
     <w:p>
@@ -837,27 +833,21 @@
         <w:pStyle w:val="ListBullet"/>
       </w:pPr>
       <w:r>
-        <w:t>Conflict: And I think the other concern that has come up before too is if it 's um I do n't know if this was collected what situation this data was collected in</w:t>
+        <w:t>And I think the other concern that has come up before too is if it 's um I do n't know if this was collected what situation this data was collected in</w:t>
       </w:r>
     </w:p>
     <w:p>
       <w:pPr>
-        <w:pStyle w:val="Heading2"/>
+        <w:pStyle w:val="Heading3"/>
       </w:pPr>
       <w:r>
         <w:rPr>
           <w:b/>
         </w:rPr>
-        <w:t xml:space="preserve">Section 3. </w:t>
+        <w:t xml:space="preserve">3. SPEAKER_04 </w:t>
       </w:r>
       <w:r>
-        <w:rPr>
-          <w:b/>
-        </w:rPr>
-        <w:t xml:space="preserve">SPEAKER_04 </w:t>
-      </w:r>
-      <w:r>
-        <w:t>[起始：0:00:52，总时长：0:28:08]</w:t>
+        <w:t>[0:00:52 | 0:28:08]</w:t>
       </w:r>
     </w:p>
     <w:p>
@@ -876,7 +866,7 @@
         <w:pStyle w:val="ListBullet"/>
       </w:pPr>
       <w:r>
-        <w:t>Action: We m We may wind up with ver We we may need versions of all this garbage</w:t>
+        <w:t>We m We may wind up with ver We we may need versions of all this garbage</w:t>
       </w:r>
     </w:p>
     <w:p>
@@ -884,7 +874,7 @@
         <w:pStyle w:val="ListBullet"/>
       </w:pPr>
       <w:r>
-        <w:t>Action: So why do n't you tell us briefly your give give your e normal schpiel</w:t>
+        <w:t>So why do n't you tell us briefly your give give your e normal schpiel</w:t>
       </w:r>
     </w:p>
     <w:p>
@@ -892,7 +882,7 @@
         <w:pStyle w:val="ListBullet"/>
       </w:pPr>
       <w:r>
-        <w:t>Action: Now they may wanna call that part of context</w:t>
+        <w:t>Now they may wanna call that part of context</w:t>
       </w:r>
     </w:p>
     <w:p>
@@ -900,7 +890,7 @@
         <w:pStyle w:val="ListBullet"/>
       </w:pPr>
       <w:r>
-        <w:t>Action: And if things are obviously closed then you Pe people do n't wanna enter them</w:t>
+        <w:t>And if things are obviously closed then you Pe people do n't wanna enter them</w:t>
       </w:r>
     </w:p>
     <w:p>
@@ -908,7 +898,7 @@
         <w:pStyle w:val="ListBullet"/>
       </w:pPr>
       <w:r>
-        <w:t>Action: and they do n't have the option of entering it</w:t>
+        <w:t>and they do n't have the option of entering it</w:t>
       </w:r>
     </w:p>
     <w:p>
@@ -916,7 +906,7 @@
         <w:pStyle w:val="ListBullet"/>
       </w:pPr>
       <w:r>
-        <w:t>Action: And Now one thing you could do is always ask them but that 's boring</w:t>
+        <w:t>And Now one thing you could do is always ask them but that 's boring</w:t>
       </w:r>
     </w:p>
     <w:p>
@@ -924,7 +914,7 @@
         <w:pStyle w:val="ListBullet"/>
       </w:pPr>
       <w:r>
-        <w:t>Action: Ask them which one you want</w:t>
+        <w:t>Ask them which one you want</w:t>
       </w:r>
     </w:p>
     <w:p>
@@ -932,7 +922,7 @@
         <w:pStyle w:val="ListBullet"/>
       </w:pPr>
       <w:r>
-        <w:t>Action: And they do n't give you the kind of object they do n't give you any discourse history if you want to keep that you have to keep it somewhere else</w:t>
+        <w:t>And they do n't give you the kind of object they do n't give you any discourse history if you want to keep that you have to keep it somewhere else</w:t>
       </w:r>
     </w:p>
     <w:p>
@@ -940,7 +930,7 @@
         <w:pStyle w:val="ListBullet"/>
       </w:pPr>
       <w:r>
-        <w:t>Action: So we can work out terminology later</w:t>
+        <w:t>So we can work out terminology later</w:t>
       </w:r>
     </w:p>
     <w:p>
@@ -948,7 +938,7 @@
         <w:pStyle w:val="ListBullet"/>
       </w:pPr>
       <w:r>
-        <w:t>Action: So where would you get this information</w:t>
+        <w:t>So where would you get this information</w:t>
       </w:r>
     </w:p>
     <w:p>
@@ -956,7 +946,7 @@
         <w:pStyle w:val="ListBullet"/>
       </w:pPr>
       <w:r>
-        <w:t>Action: And expand it to to other things like this</w:t>
+        <w:t>And expand it to to other things like this</w:t>
       </w:r>
     </w:p>
     <w:p>
@@ -964,7 +954,7 @@
         <w:pStyle w:val="ListBullet"/>
       </w:pPr>
       <w:r>
-        <w:t>Action: Hold on a s Hold on a second</w:t>
+        <w:t>Hold on a s Hold on a second</w:t>
       </w:r>
     </w:p>
     <w:p>
@@ -972,7 +962,7 @@
         <w:pStyle w:val="ListBullet"/>
       </w:pPr>
       <w:r>
-        <w:t>Action: and we do have um a student who is a candidate for wizard</w:t>
+        <w:t>and we do have um a student who is a candidate for wizard</w:t>
       </w:r>
     </w:p>
     <w:p>
@@ -980,7 +970,7 @@
         <w:pStyle w:val="ListBullet"/>
       </w:pPr>
       <w:r>
-        <w:t>Action: Do you do you You know her</w:t>
+        <w:t>Do you do you You know her</w:t>
       </w:r>
     </w:p>
     <w:p>
@@ -988,7 +978,7 @@
         <w:pStyle w:val="ListBullet"/>
       </w:pPr>
       <w:r>
-        <w:t>Action: So we may have someone uh to do this and she 's got you know some background in in all this stuff</w:t>
+        <w:t>So we may have someone uh to do this and she 's got you know some background in in all this stuff</w:t>
       </w:r>
     </w:p>
     <w:p>
@@ -996,7 +986,7 @@
         <w:pStyle w:val="ListBullet"/>
       </w:pPr>
       <w:r>
-        <w:t>Action: To v to View it</w:t>
+        <w:t>To v to View it</w:t>
       </w:r>
     </w:p>
     <w:p>
@@ -1004,7 +994,7 @@
         <w:pStyle w:val="ListBullet"/>
       </w:pPr>
       <w:r>
-        <w:t>Action: To Enter it</w:t>
+        <w:t>To Enter it</w:t>
       </w:r>
     </w:p>
     <w:p>
@@ -1012,7 +1002,7 @@
         <w:pStyle w:val="ListBullet"/>
       </w:pPr>
       <w:r>
-        <w:t>Action: f Get one</w:t>
+        <w:t>f Get one</w:t>
       </w:r>
     </w:p>
     <w:p>
@@ -1020,7 +1010,7 @@
         <w:pStyle w:val="ListBullet"/>
       </w:pPr>
       <w:r>
-        <w:t>Action: But we do want one in which it 's easy to interact with and uh modify</w:t>
+        <w:t>But we do want one in which it 's easy to interact with and uh modify</w:t>
       </w:r>
     </w:p>
     <w:p>
@@ -1028,7 +1018,7 @@
         <w:pStyle w:val="ListBullet"/>
       </w:pPr>
       <w:r>
-        <w:t>Action: We we have a we know what the outcomes are gon na be and we have some some data that 's loose we can use our own intuition and see how hard it is and importantly what intermediate nodes we think we need</w:t>
+        <w:t>We we have a we know what the outcomes are gon na be and we have some some data that 's loose we can use our own intuition and see how hard it is and importantly what intermediate nodes we think we need</w:t>
       </w:r>
     </w:p>
     <w:p>
@@ -1036,7 +1026,7 @@
         <w:pStyle w:val="ListBullet"/>
       </w:pPr>
       <w:r>
-        <w:t>Action: I mean you ca n't you ca n't run your project based on the speculation that that the data will come and you do n't have to actually design the nets</w:t>
+        <w:t>I mean you ca n't you ca n't run your project based on the speculation that that the data will come and you do n't have to actually design the nets</w:t>
       </w:r>
     </w:p>
     <w:p>
@@ -1044,7 +1034,7 @@
         <w:pStyle w:val="ListBullet"/>
       </w:pPr>
       <w:r>
-        <w:t>Action: You do n't You know you do n't really like it</w:t>
+        <w:t>You do n't You know you do n't really like it</w:t>
       </w:r>
     </w:p>
     <w:p>
@@ -1052,7 +1042,7 @@
         <w:pStyle w:val="ListBullet"/>
       </w:pPr>
       <w:r>
-        <w:t>Action: w I 'd like that this y</w:t>
+        <w:t>w I 'd like that this y</w:t>
       </w:r>
     </w:p>
     <w:p>
@@ -1060,7 +1050,7 @@
         <w:pStyle w:val="ListBullet"/>
       </w:pPr>
       <w:r>
-        <w:t>Action: yeah this week to ha to n to have y guys uh you know pick the y you know belief net package and tell us what it is and give us a pointer so we can play with it or something</w:t>
+        <w:t>yeah this week to ha to n to have y guys uh you know pick the y you know belief net package and tell us what it is and give us a pointer so we can play with it or something</w:t>
       </w:r>
     </w:p>
     <w:p>
@@ -1068,7 +1058,7 @@
         <w:pStyle w:val="ListBullet"/>
       </w:pPr>
       <w:r>
-        <w:t>Action: Make a first cut at you know what 's going on and probably the ea easiest way to do that is some on line way</w:t>
+        <w:t>Make a first cut at you know what 's going on and probably the ea easiest way to do that is some on line way</w:t>
       </w:r>
     </w:p>
     <w:p>
@@ -1076,7 +1066,7 @@
         <w:pStyle w:val="ListBullet"/>
       </w:pPr>
       <w:r>
-        <w:t>Action: Probably not then cuz y you probably ca n't drop the mail there anyway</w:t>
+        <w:t>Probably not then cuz y you probably ca n't drop the mail there anyway</w:t>
       </w:r>
     </w:p>
     <w:p>
@@ -1084,7 +1074,7 @@
         <w:pStyle w:val="ListBullet"/>
       </w:pPr>
       <w:r>
-        <w:t>Action: We can end the meeting and call Adam and then we wanna s look at some filthy pictures of Heidelberg</w:t>
+        <w:t>We can end the meeting and call Adam and then we wanna s look at some filthy pictures of Heidelberg</w:t>
       </w:r>
     </w:p>
     <w:p>
@@ -1092,7 +1082,7 @@
         <w:pStyle w:val="ListBullet"/>
       </w:pPr>
       <w:r>
-        <w:t>Action: We can do that as well</w:t>
+        <w:t>We can do that as well</w:t>
       </w:r>
     </w:p>
     <w:p>
@@ -1100,7 +1090,7 @@
         <w:pStyle w:val="ListBullet"/>
       </w:pPr>
       <w:r>
-        <w:t>Action: Got it</w:t>
+        <w:t>Got it</w:t>
       </w:r>
     </w:p>
     <w:p>
@@ -1108,7 +1098,7 @@
         <w:pStyle w:val="ListBullet"/>
       </w:pPr>
       <w:r>
-        <w:t>Decision: So the thing is i uh d naively speaking you ve you ve got a for this little task a belief net which is going to have as output the conditional pr probability of one of three things that the person wants to uh to View it to Enter it or to Tango with it</w:t>
+        <w:t>So the thing is i uh d naively speaking you ve you ve got a for this little task a belief net which is going to have as output the conditional pr probability of one of three things that the person wants to uh to View it to Enter it or to Tango with it</w:t>
       </w:r>
     </w:p>
     <w:p>
@@ -1116,7 +1106,7 @@
         <w:pStyle w:val="ListBullet"/>
       </w:pPr>
       <w:r>
-        <w:t>Decision: and they do n't have the option of entering it</w:t>
+        <w:t>and they do n't have the option of entering it</w:t>
       </w:r>
     </w:p>
     <w:p>
@@ -1124,7 +1114,7 @@
         <w:pStyle w:val="ListBullet"/>
       </w:pPr>
       <w:r>
-        <w:t>Decision: So another thing that can come up and will come up as soon as you get serious about this is that another option of course is to have a more of a dialogue</w:t>
+        <w:t>So another thing that can come up and will come up as soon as you get serious about this is that another option of course is to have a more of a dialogue</w:t>
       </w:r>
     </w:p>
     <w:p>
@@ -1132,7 +1122,7 @@
         <w:pStyle w:val="ListBullet"/>
       </w:pPr>
       <w:r>
-        <w:t>Conflict: It 's really simple though</w:t>
+        <w:t>It 's really simple though</w:t>
       </w:r>
     </w:p>
     <w:p>
@@ -1140,7 +1130,7 @@
         <w:pStyle w:val="ListBullet"/>
       </w:pPr>
       <w:r>
-        <w:t>Conflict: OK but that was our idea</w:t>
+        <w:t>OK but that was our idea</w:t>
       </w:r>
     </w:p>
     <w:p>
@@ -1148,7 +1138,7 @@
         <w:pStyle w:val="ListBullet"/>
       </w:pPr>
       <w:r>
-        <w:t>Conflict: But maybe that 's a false state of the system that it 's too close to call</w:t>
+        <w:t>But maybe that 's a false state of the system that it 's too close to call</w:t>
       </w:r>
     </w:p>
     <w:p>
@@ -1156,7 +1146,7 @@
         <w:pStyle w:val="ListBullet"/>
       </w:pPr>
       <w:r>
-        <w:t>Conflict: But only w Muh</w:t>
+        <w:t>But only w Muh</w:t>
       </w:r>
     </w:p>
     <w:p>
@@ -1164,7 +1154,7 @@
         <w:pStyle w:val="ListBullet"/>
       </w:pPr>
       <w:r>
-        <w:t>Conflict: Since it it does is n't attributed</w:t>
+        <w:t>Since it it does is n't attributed</w:t>
       </w:r>
     </w:p>
     <w:p>
@@ -1172,7 +1162,7 @@
         <w:pStyle w:val="ListBullet"/>
       </w:pPr>
       <w:r>
-        <w:t>Conflict: But it 's deep enough that you can distinguish between these th three quite different kinds of uh going to see some tourist thing</w:t>
+        <w:t>But it 's deep enough that you can distinguish between these th three quite different kinds of uh going to see some tourist thing</w:t>
       </w:r>
     </w:p>
     <w:p>
@@ -1180,7 +1170,7 @@
         <w:pStyle w:val="ListBullet"/>
       </w:pPr>
       <w:r>
-        <w:t>Conflict: And Robert 's point is that the current front end does n't give you any way to Not only does n't it do it but it also does n't give you enough information to do it</w:t>
+        <w:t>And Robert 's point is that the current front end does n't give you any way to Not only does n't it do it but it also does n't give you enough information to do it</w:t>
       </w:r>
     </w:p>
     <w:p>
@@ -1188,7 +1178,7 @@
         <w:pStyle w:val="ListBullet"/>
       </w:pPr>
       <w:r>
-        <w:t>Conflict: And my idea on how to combine them is with a belief net although it may turn out that t some totally different thing is gon na work better</w:t>
+        <w:t>And my idea on how to combine them is with a belief net although it may turn out that t some totally different thing is gon na work better</w:t>
       </w:r>
     </w:p>
     <w:p>
@@ -1196,7 +1186,7 @@
         <w:pStyle w:val="ListBullet"/>
       </w:pPr>
       <w:r>
-        <w:t>Conflict: Um but the p the Anyway</w:t>
+        <w:t>Um but the p the Anyway</w:t>
       </w:r>
     </w:p>
     <w:p>
@@ -1204,7 +1194,7 @@
         <w:pStyle w:val="ListBullet"/>
       </w:pPr>
       <w:r>
-        <w:t>Conflict: But the time of day matters a lot</w:t>
+        <w:t>But the time of day matters a lot</w:t>
       </w:r>
     </w:p>
     <w:p>
@@ -1212,7 +1202,7 @@
         <w:pStyle w:val="ListBullet"/>
       </w:pPr>
       <w:r>
-        <w:t>Conflict: And Now one thing you could do is always ask them but that 's boring</w:t>
+        <w:t>And Now one thing you could do is always ask them but that 's boring</w:t>
       </w:r>
     </w:p>
     <w:p>
@@ -1220,7 +1210,7 @@
         <w:pStyle w:val="ListBullet"/>
       </w:pPr>
       <w:r>
-        <w:t>Conflict: But that 's um not what we 're gon na do</w:t>
+        <w:t>But that 's um not what we 're gon na do</w:t>
       </w:r>
     </w:p>
     <w:p>
@@ -1228,7 +1218,7 @@
         <w:pStyle w:val="ListBullet"/>
       </w:pPr>
       <w:r>
-        <w:t>Conflict: You want the you want the ability to a You want the ability to ask but what you do n't wanna do is onl build a system that always asks every time and i That 's not getting at the scientific problem and it 's In general you 're you know it 's gon na be much more complex than that</w:t>
+        <w:t>You want the you want the ability to a You want the ability to ask but what you do n't wanna do is onl build a system that always asks every time and i That 's not getting at the scientific problem and it 's In general you 're you know it 's gon na be much more complex than that</w:t>
       </w:r>
     </w:p>
     <w:p>
@@ -1236,7 +1226,7 @@
         <w:pStyle w:val="ListBullet"/>
       </w:pPr>
       <w:r>
-        <w:t>Conflict: but they c</w:t>
+        <w:t>but they c</w:t>
       </w:r>
     </w:p>
     <w:p>
@@ -1244,7 +1234,7 @@
         <w:pStyle w:val="ListBullet"/>
       </w:pPr>
       <w:r>
-        <w:t>Conflict: they call it intention lattice but</w:t>
+        <w:t>they call it intention lattice but</w:t>
       </w:r>
     </w:p>
     <w:p>
@@ -1252,7 +1242,7 @@
         <w:pStyle w:val="ListBullet"/>
       </w:pPr>
       <w:r>
-        <w:t>Conflict: But it would n't</w:t>
+        <w:t>But it would n't</w:t>
       </w:r>
     </w:p>
     <w:p>
@@ -1260,7 +1250,7 @@
         <w:pStyle w:val="ListBullet"/>
       </w:pPr>
       <w:r>
-        <w:t>Conflict: But i Go go back to the the uh th</w:t>
+        <w:t>But i Go go back to the the uh th</w:t>
       </w:r>
     </w:p>
     <w:p>
@@ -1268,7 +1258,7 @@
         <w:pStyle w:val="ListBullet"/>
       </w:pPr>
       <w:r>
-        <w:t>Conflict: I mean you need them both but they 're quite distinct</w:t>
+        <w:t>I mean you need them both but they 're quite distinct</w:t>
       </w:r>
     </w:p>
     <w:p>
@@ -1276,7 +1266,7 @@
         <w:pStyle w:val="ListBullet"/>
       </w:pPr>
       <w:r>
-        <w:t>Conflict: So the the the reason the belief net is in blue is the notion would be Uh this may be a bad dis bad idea but the idea is to take as a first goal see if we could actually build a belief net that would make this three way distinction uh in a plausible way given these We have all these transcripts and we 're able to by hand extract the features to put in the belief net</w:t>
+        <w:t>So the the the reason the belief net is in blue is the notion would be Uh this may be a bad dis bad idea but the idea is to take as a first goal see if we could actually build a belief net that would make this three way distinction uh in a plausible way given these We have all these transcripts and we 're able to by hand extract the features to put in the belief net</w:t>
       </w:r>
     </w:p>
     <w:p>
@@ -1284,7 +1274,7 @@
         <w:pStyle w:val="ListBullet"/>
       </w:pPr>
       <w:r>
-        <w:t>Conflict: But if we ca n't do that then we 're in trouble</w:t>
+        <w:t>But if we ca n't do that then we 're in trouble</w:t>
       </w:r>
     </w:p>
     <w:p>
@@ -1292,7 +1282,7 @@
         <w:pStyle w:val="ListBullet"/>
       </w:pPr>
       <w:r>
-        <w:t>Conflict: if it if it 's the belief nets we we 'll switch to you know logic or some terrible thing but I do n't think that 's gon na be the case</w:t>
+        <w:t>if it if it 's the belief nets we we 'll switch to you know logic or some terrible thing but I do n't think that 's gon na be the case</w:t>
       </w:r>
     </w:p>
     <w:p>
@@ -1300,7 +1290,7 @@
         <w:pStyle w:val="ListBullet"/>
       </w:pPr>
       <w:r>
-        <w:t>Conflict: The real issue is do what are the factors involved in determining this</w:t>
+        <w:t>The real issue is do what are the factors involved in determining this</w:t>
       </w:r>
     </w:p>
     <w:p>
@@ -1308,7 +1298,7 @@
         <w:pStyle w:val="ListBullet"/>
       </w:pPr>
       <w:r>
-        <w:t>Conflict: So uh I think you all know this but we are going to actually use this little room and start recording subjects probably within a month or something</w:t>
+        <w:t>So uh I think you all know this but we are going to actually use this little room and start recording subjects probably within a month or something</w:t>
       </w:r>
     </w:p>
     <w:p>
@@ -1316,7 +1306,7 @@
         <w:pStyle w:val="ListBullet"/>
       </w:pPr>
       <w:r>
-        <w:t>Conflict: So our job is to figure out how to solve these problems</w:t>
+        <w:t>So our job is to figure out how to solve these problems</w:t>
       </w:r>
     </w:p>
     <w:p>
@@ -1324,7 +1314,7 @@
         <w:pStyle w:val="ListBullet"/>
       </w:pPr>
       <w:r>
-        <w:t>Conflict: y you 're absolutely right though</w:t>
+        <w:t>y you 're absolutely right though</w:t>
       </w:r>
     </w:p>
     <w:p>
@@ -1332,7 +1322,7 @@
         <w:pStyle w:val="ListBullet"/>
       </w:pPr>
       <w:r>
-        <w:t>Conflict: And um Jane but also uh Liz have offered to help us do this uh data collection and design and stuff</w:t>
+        <w:t>And um Jane but also uh Liz have offered to help us do this uh data collection and design and stuff</w:t>
       </w:r>
     </w:p>
     <w:p>
@@ -1340,7 +1330,7 @@
         <w:pStyle w:val="ListBullet"/>
       </w:pPr>
       <w:r>
-        <w:t>Conflict: But uh the The problem that I was tr gon na try to focus on today was let 's suppose by magic you could collect dialogues in which one way or the other you were able to uh figure out both the intention and set the context and know what language was used</w:t>
+        <w:t>But uh the The problem that I was tr gon na try to focus on today was let 's suppose by magic you could collect dialogues in which one way or the other you were able to uh figure out both the intention and set the context and know what language was used</w:t>
       </w:r>
     </w:p>
     <w:p>
@@ -1348,7 +1338,7 @@
         <w:pStyle w:val="ListBullet"/>
       </w:pPr>
       <w:r>
-        <w:t>Conflict: The issue is can we find a way to basically featurize it so that we get some discrete number of features so that uh when we know the values to all those features or as many as possible we can w come up with the best estimate of which of the in this case three little intentions are most likely</w:t>
+        <w:t>The issue is can we find a way to basically featurize it so that we get some discrete number of features so that uh when we know the values to all those features or as many as possible we can w come up with the best estimate of which of the in this case three little intentions are most likely</w:t>
       </w:r>
     </w:p>
     <w:p>
@@ -1356,7 +1346,7 @@
         <w:pStyle w:val="ListBullet"/>
       </w:pPr>
       <w:r>
-        <w:t>Conflict: Now how you determine that is another issue</w:t>
+        <w:t>Now how you determine that is another issue</w:t>
       </w:r>
     </w:p>
     <w:p>
@@ -1364,7 +1354,7 @@
         <w:pStyle w:val="ListBullet"/>
       </w:pPr>
       <w:r>
-        <w:t>Conflict: But fo for the current problem it would just be OK if you can be sure that it 's a tourist versus a businessman versus a native or something uh that would give you a lot of discriminatory power and then just have a little section in your belief net that said pppt</w:t>
+        <w:t>But fo for the current problem it would just be OK if you can be sure that it 's a tourist versus a businessman versus a native or something uh that would give you a lot of discriminatory power and then just have a little section in your belief net that said pppt</w:t>
       </w:r>
     </w:p>
     <w:p>
@@ -1372,7 +1362,7 @@
         <w:pStyle w:val="ListBullet"/>
       </w:pPr>
       <w:r>
-        <w:t>Conflict: But we do want one in which it 's easy to interact with and uh modify</w:t>
+        <w:t>But we do want one in which it 's easy to interact with and uh modify</w:t>
       </w:r>
     </w:p>
     <w:p>
@@ -1380,7 +1370,7 @@
         <w:pStyle w:val="ListBullet"/>
       </w:pPr>
       <w:r>
-        <w:t>Conflict: I mean my guess is we are n't gon na have enough data that 's good enough to make the these data fitting ones worth it but I do n't know</w:t>
+        <w:t>I mean my guess is we are n't gon na have enough data that 's good enough to make the these data fitting ones worth it but I do n't know</w:t>
       </w:r>
     </w:p>
     <w:p>
@@ -1388,7 +1378,7 @@
         <w:pStyle w:val="ListBullet"/>
       </w:pPr>
       <w:r>
-        <w:t>Conflict: But it what I like about it is it 's very concrete</w:t>
+        <w:t>But it what I like about it is it 's very concrete</w:t>
       </w:r>
     </w:p>
     <w:p>
@@ -1396,7 +1386,7 @@
         <w:pStyle w:val="ListBullet"/>
       </w:pPr>
       <w:r>
-        <w:t>Conflict: So it if it turns out that just thinking about the problem you come up with things you really need to You know this is the kind of thing that is you know an intermediate little piece in your belief net</w:t>
+        <w:t>So it if it turns out that just thinking about the problem you come up with things you really need to You know this is the kind of thing that is you know an intermediate little piece in your belief net</w:t>
       </w:r>
     </w:p>
     <w:p>
@@ -1404,7 +1394,7 @@
         <w:pStyle w:val="ListBullet"/>
       </w:pPr>
       <w:r>
-        <w:t>Conflict: But it may not be I have no idea whether that 's the best choice an</w:t>
+        <w:t>But it may not be I have no idea whether that 's the best choice an</w:t>
       </w:r>
     </w:p>
     <w:p>
@@ -1412,7 +1402,7 @@
         <w:pStyle w:val="ListBullet"/>
       </w:pPr>
       <w:r>
-        <w:t>Conflict: I do n't know I do n't know whether you guys have met Kevin yet or not but uh Yeah</w:t>
+        <w:t>I do n't know I do n't know whether you guys have met Kevin yet or not but uh Yeah</w:t>
       </w:r>
     </w:p>
     <w:p>
@@ -1420,7 +1410,7 @@
         <w:pStyle w:val="ListBullet"/>
       </w:pPr>
       <w:r>
-        <w:t>Conflict: But that 's you know not a big deal</w:t>
+        <w:t>But that 's you know not a big deal</w:t>
       </w:r>
     </w:p>
     <w:p>
@@ -1428,7 +1418,7 @@
         <w:pStyle w:val="ListBullet"/>
       </w:pPr>
       <w:r>
-        <w:t>Conflict: But that 's that 's fine</w:t>
+        <w:t>But that 's that 's fine</w:t>
       </w:r>
     </w:p>
     <w:p>
@@ -1436,7 +1426,7 @@
         <w:pStyle w:val="ListBullet"/>
       </w:pPr>
       <w:r>
-        <w:t>Conflict: It 'd be nice but</w:t>
+        <w:t>It 'd be nice but</w:t>
       </w:r>
     </w:p>
     <w:p>
@@ -1444,7 +1434,7 @@
         <w:pStyle w:val="ListBullet"/>
       </w:pPr>
       <w:r>
-        <w:t>Conflict: but I I I do I do n't wanna count on it</w:t>
+        <w:t>but I I I do I do n't wanna count on it</w:t>
       </w:r>
     </w:p>
     <w:p>
@@ -1452,7 +1442,7 @@
         <w:pStyle w:val="ListBullet"/>
       </w:pPr>
       <w:r>
-        <w:t>Conflict: We are required at the end to give them stuff in their format but</w:t>
+        <w:t>We are required at the end to give them stuff in their format but</w:t>
       </w:r>
     </w:p>
     <w:p>
@@ -1460,7 +1450,7 @@
         <w:pStyle w:val="ListBullet"/>
       </w:pPr>
       <w:r>
-        <w:t>Conflict: And then as soon as we have it I think we should start trying to populate it for this problem</w:t>
+        <w:t>And then as soon as we have it I think we should start trying to populate it for this problem</w:t>
       </w:r>
     </w:p>
     <w:p>
@@ -1468,7 +1458,7 @@
         <w:pStyle w:val="ListBullet"/>
       </w:pPr>
       <w:r>
-        <w:t>Conflict: Well I 'd like to also though uh ha have a first cut at what the belief net looks like</w:t>
+        <w:t>Well I 'd like to also though uh ha have a first cut at what the belief net looks like</w:t>
       </w:r>
     </w:p>
     <w:p>
@@ -1476,7 +1466,7 @@
         <w:pStyle w:val="ListBullet"/>
       </w:pPr>
       <w:r>
-        <w:t>Conflict: If if you know if we do n't get any information for these guys f for several weeks then we are n't gon na sit around you know wasting time trying to do the problem or guess what they You know just pppt</w:t>
+        <w:t>If if you know if we do n't get any information for these guys f for several weeks then we are n't gon na sit around you know wasting time trying to do the problem or guess what they You know just pppt</w:t>
       </w:r>
     </w:p>
     <w:p>
@@ -1484,27 +1474,21 @@
         <w:pStyle w:val="ListBullet"/>
       </w:pPr>
       <w:r>
-        <w:t>Conflict: No that one 's already on I thought he said</w:t>
+        <w:t>No that one 's already on I thought he said</w:t>
       </w:r>
     </w:p>
     <w:p>
       <w:pPr>
-        <w:pStyle w:val="Heading2"/>
+        <w:pStyle w:val="Heading3"/>
       </w:pPr>
       <w:r>
         <w:rPr>
           <w:b/>
         </w:rPr>
-        <w:t xml:space="preserve">Section 4. </w:t>
+        <w:t xml:space="preserve">4. Unknown </w:t>
       </w:r>
       <w:r>
-        <w:rPr>
-          <w:b/>
-        </w:rPr>
-        <w:t xml:space="preserve">Unknown </w:t>
-      </w:r>
-      <w:r>
-        <w:t>[起始：0:05:26，总时长：-1 day, 22:56:58]</w:t>
+        <w:t>[0:05:26 | -1 day, 22:56:58]</w:t>
       </w:r>
     </w:p>
     <w:p>
@@ -1523,7 +1507,7 @@
         <w:pStyle w:val="ListBullet"/>
       </w:pPr>
       <w:r>
-        <w:t>Action: Three five one nine O three six four O two three O eight seven three nine eight seven five nine Uh strike that</w:t>
+        <w:t>Three five one nine O three six four O two three O eight seven three nine eight seven five nine Uh strike that</w:t>
       </w:r>
     </w:p>
     <w:p>
@@ -1531,7 +1515,7 @@
         <w:pStyle w:val="ListBullet"/>
       </w:pPr>
       <w:r>
-        <w:t>Decision: No explicit decisions found</w:t>
+        <w:t>No explicit decisions found</w:t>
       </w:r>
     </w:p>
     <w:p>
@@ -1539,27 +1523,21 @@
         <w:pStyle w:val="ListBullet"/>
       </w:pPr>
       <w:r>
-        <w:t>Conflict: No conflicts mentioned</w:t>
+        <w:t>No conflicts mentioned</w:t>
       </w:r>
     </w:p>
     <w:p>
       <w:pPr>
-        <w:pStyle w:val="Heading2"/>
+        <w:pStyle w:val="Heading3"/>
       </w:pPr>
       <w:r>
         <w:rPr>
           <w:b/>
         </w:rPr>
-        <w:t xml:space="preserve">Section 5. </w:t>
+        <w:t xml:space="preserve">5. SPEAKER_02 </w:t>
       </w:r>
       <w:r>
-        <w:rPr>
-          <w:b/>
-        </w:rPr>
-        <w:t xml:space="preserve">SPEAKER_02 </w:t>
-      </w:r>
-      <w:r>
-        <w:t>[起始：0:00:05，总时长：0:01:58]</w:t>
+        <w:t>[0:00:05 | 0:01:58]</w:t>
       </w:r>
     </w:p>
     <w:p>
@@ -1578,7 +1556,7 @@
         <w:pStyle w:val="ListBullet"/>
       </w:pPr>
       <w:r>
-        <w:t>Action: I did n't get that before</w:t>
+        <w:t>I did n't get that before</w:t>
       </w:r>
     </w:p>
     <w:p>
@@ -1586,7 +1564,7 @@
         <w:pStyle w:val="ListBullet"/>
       </w:pPr>
       <w:r>
-        <w:t>Action: So maybe you would wanna touch it</w:t>
+        <w:t>So maybe you would wanna touch it</w:t>
       </w:r>
     </w:p>
     <w:p>
@@ -1594,7 +1572,7 @@
         <w:pStyle w:val="ListBullet"/>
       </w:pPr>
       <w:r>
-        <w:t>Action: Do they have a map and then you give them a scenario of some sort</w:t>
+        <w:t>Do they have a map and then you give them a scenario of some sort</w:t>
       </w:r>
     </w:p>
     <w:p>
@@ -1602,7 +1580,7 @@
         <w:pStyle w:val="ListBullet"/>
       </w:pPr>
       <w:r>
-        <w:t>Decision: No explicit decisions found</w:t>
+        <w:t>No explicit decisions found</w:t>
       </w:r>
     </w:p>
     <w:p>
@@ -1610,7 +1588,7 @@
         <w:pStyle w:val="ListBullet"/>
       </w:pPr>
       <w:r>
-        <w:t>Conflict: But that does n't necessarily</w:t>
+        <w:t>But that does n't necessarily</w:t>
       </w:r>
     </w:p>
     <w:p>
@@ -1618,7 +1596,7 @@
         <w:pStyle w:val="ListBullet"/>
       </w:pPr>
       <w:r>
-        <w:t>Conflict: But we 'd have to infer a Source Path Goal to some degree for touching the side right</w:t>
+        <w:t>But we 'd have to infer a Source Path Goal to some degree for touching the side right</w:t>
       </w:r>
     </w:p>
     <w:p>
@@ -1626,7 +1604,7 @@
         <w:pStyle w:val="ListBullet"/>
       </w:pPr>
       <w:r>
-        <w:t>Conflict: See I would have thought it was more of a waltz</w:t>
+        <w:t>See I would have thought it was more of a waltz</w:t>
       </w:r>
     </w:p>
     <w:p>
@@ -1634,27 +1612,21 @@
         <w:pStyle w:val="ListBullet"/>
       </w:pPr>
       <w:r>
-        <w:t>Conflict: I first thought it had something to do with the material that it w that 's why I asked</w:t>
+        <w:t>I first thought it had something to do with the material that it w that 's why I asked</w:t>
       </w:r>
     </w:p>
     <w:p>
       <w:pPr>
-        <w:pStyle w:val="Heading2"/>
+        <w:pStyle w:val="Heading3"/>
       </w:pPr>
       <w:r>
         <w:rPr>
           <w:b/>
         </w:rPr>
-        <w:t xml:space="preserve">Section 6. </w:t>
+        <w:t xml:space="preserve">6. SPEAKER_00 </w:t>
       </w:r>
       <w:r>
-        <w:rPr>
-          <w:b/>
-        </w:rPr>
-        <w:t xml:space="preserve">SPEAKER_00 </w:t>
-      </w:r>
-      <w:r>
-        <w:t>[起始：0:16:02，总时长：0:05:00]</w:t>
+        <w:t>[0:16:02 | 0:05:00]</w:t>
       </w:r>
     </w:p>
     <w:p>
@@ -1673,7 +1645,7 @@
         <w:pStyle w:val="ListBullet"/>
       </w:pPr>
       <w:r>
-        <w:t>Action: Do you wanna see a picture</w:t>
+        <w:t>Do you wanna see a picture</w:t>
       </w:r>
     </w:p>
     <w:p>
@@ -1681,7 +1653,7 @@
         <w:pStyle w:val="ListBullet"/>
       </w:pPr>
       <w:r>
-        <w:t>Action: Take them into account</w:t>
+        <w:t>Take them into account</w:t>
       </w:r>
     </w:p>
     <w:p>
@@ -1689,7 +1661,7 @@
         <w:pStyle w:val="ListBullet"/>
       </w:pPr>
       <w:r>
-        <w:t>Action: Oh how to extract these features</w:t>
+        <w:t>Oh how to extract these features</w:t>
       </w:r>
     </w:p>
     <w:p>
@@ -1697,7 +1669,7 @@
         <w:pStyle w:val="ListBullet"/>
       </w:pPr>
       <w:r>
-        <w:t>Action: So your tasks do n't require you to I mean uh yo you 're told So when your task is I do n't know Go buy stamps or something like that</w:t>
+        <w:t>So your tasks do n't require you to I mean uh yo you 're told So when your task is I do n't know Go buy stamps or something like that</w:t>
       </w:r>
     </w:p>
     <w:p>
@@ -1705,7 +1677,7 @@
         <w:pStyle w:val="ListBullet"/>
       </w:pPr>
       <w:r>
-        <w:t>Action: Can you use the sample data</w:t>
+        <w:t>Can you use the sample data</w:t>
       </w:r>
     </w:p>
     <w:p>
@@ -1713,7 +1685,7 @@
         <w:pStyle w:val="ListBullet"/>
       </w:pPr>
       <w:r>
-        <w:t>Decision: No explicit decisions found</w:t>
+        <w:t>No explicit decisions found</w:t>
       </w:r>
     </w:p>
     <w:p>
@@ -1721,7 +1693,7 @@
         <w:pStyle w:val="ListBullet"/>
       </w:pPr>
       <w:r>
-        <w:t>Conflict: But Um Not from that data</w:t>
+        <w:t>But Um Not from that data</w:t>
       </w:r>
     </w:p>
     <w:p>
@@ -1729,7 +1701,7 @@
         <w:pStyle w:val="ListBullet"/>
       </w:pPr>
       <w:r>
-        <w:t>Conflict: But but you do n't worry about h how to extract them</w:t>
+        <w:t>But but you do n't worry about h how to extract them</w:t>
       </w:r>
     </w:p>
     <w:p>
@@ -1737,7 +1709,7 @@
         <w:pStyle w:val="ListBullet"/>
       </w:pPr>
       <w:r>
-        <w:t>Conflict: Um I missed the beginning but um I guess could you back to the slide the previous one</w:t>
+        <w:t>Um I missed the beginning but um I guess could you back to the slide the previous one</w:t>
       </w:r>
     </w:p>
     <w:p>
@@ -1745,7 +1717,7 @@
         <w:pStyle w:val="ListBullet"/>
       </w:pPr>
       <w:r>
-        <w:t>Conflict: But l OK</w:t>
+        <w:t>But l OK</w:t>
       </w:r>
     </w:p>
     <w:p>
@@ -1753,7 +1725,7 @@
         <w:pStyle w:val="ListBullet"/>
       </w:pPr>
       <w:r>
-        <w:t>Conflict: But OK</w:t>
+        <w:t>But OK</w:t>
       </w:r>
     </w:p>
     <w:p>
@@ -1761,7 +1733,7 @@
         <w:pStyle w:val="ListBullet"/>
       </w:pPr>
       <w:r>
-        <w:t>Conflict: But is it I guess I do n't know The situation of of collecting th the data of like Here you could imagine them being walking around the city</w:t>
+        <w:t>But is it I guess I do n't know The situation of of collecting th the data of like Here you could imagine them being walking around the city</w:t>
       </w:r>
     </w:p>
     <w:p>
@@ -1769,27 +1741,21 @@
         <w:pStyle w:val="ListBullet"/>
       </w:pPr>
       <w:r>
-        <w:t>Conflict: I guess the reason I was asking about the sort of the de the details of this kind of thing is that um it 's one thing to collect data for I do n't know speech recognition or various other tasks that have pretty c clear correct answers but with intention um obviously as you point out there 's a lot of di other factors and</w:t>
+        <w:t>I guess the reason I was asking about the sort of the de the details of this kind of thing is that um it 's one thing to collect data for I do n't know speech recognition or various other tasks that have pretty c clear correct answers but with intention um obviously as you point out there 's a lot of di other factors and</w:t>
       </w:r>
     </w:p>
     <w:p>
       <w:pPr>
-        <w:pStyle w:val="Heading2"/>
+        <w:pStyle w:val="Heading3"/>
       </w:pPr>
       <w:r>
         <w:rPr>
           <w:b/>
         </w:rPr>
-        <w:t xml:space="preserve">Section 7. </w:t>
+        <w:t xml:space="preserve">7. SPEAKER_01 </w:t>
       </w:r>
       <w:r>
-        <w:rPr>
-          <w:b/>
-        </w:rPr>
-        <w:t xml:space="preserve">SPEAKER_01 </w:t>
-      </w:r>
-      <w:r>
-        <w:t>[起始：0:20:11，总时长：0:00:36]</w:t>
+        <w:t>[0:20:11 | 0:00:36]</w:t>
       </w:r>
     </w:p>
     <w:p>
@@ -1808,7 +1774,7 @@
         <w:pStyle w:val="ListBullet"/>
       </w:pPr>
       <w:r>
-        <w:t>Action: No specific actions identified</w:t>
+        <w:t>No specific actions identified</w:t>
       </w:r>
     </w:p>
     <w:p>
@@ -1816,7 +1782,7 @@
         <w:pStyle w:val="ListBullet"/>
       </w:pPr>
       <w:r>
-        <w:t>Decision: No explicit decisions found</w:t>
+        <w:t>No explicit decisions found</w:t>
       </w:r>
     </w:p>
     <w:p>
@@ -1824,7 +1790,7 @@
         <w:pStyle w:val="ListBullet"/>
       </w:pPr>
       <w:r>
-        <w:t>Conflict: No conflicts mentioned</w:t>
+        <w:t>No conflicts mentioned</w:t>
       </w:r>
     </w:p>
     <w:sectPr>

--- a/Backend/output/agenda.docx
+++ b/Backend/output/agenda.docx
@@ -7,7 +7,7 @@
         <w:pStyle w:val="Heading1"/>
       </w:pPr>
       <w:r>
-        <w:t>see can see the transcript (and 13 more)</w:t>
+        <w:t>SPEAKER_05 see can see the transcript (and 13 more)</w:t>
       </w:r>
     </w:p>
     <w:p>
@@ -23,13 +23,90 @@
         <w:pStyle w:val="Heading3"/>
       </w:pPr>
       <w:r>
+        <w:t>1. SPEAKER_02 [0:00:05 | 0:01:58]</w:t>
+      </w:r>
+    </w:p>
+    <w:p>
+      <w:pPr>
+        <w:pStyle w:val="ListNumber"/>
+      </w:pPr>
+      <w:r>
         <w:rPr>
           <w:b/>
         </w:rPr>
-        <w:t xml:space="preserve">1. SPEAKER_05 </w:t>
+        <w:t>1. SPEAKER_02</w:t>
       </w:r>
+    </w:p>
+    <w:p>
+      <w:pPr>
+        <w:pStyle w:val="ListBullet"/>
+      </w:pPr>
       <w:r>
-        <w:t>[0:00:06 | 0:05:11]</w:t>
+        <w:t>I did n't get that before</w:t>
+      </w:r>
+    </w:p>
+    <w:p>
+      <w:pPr>
+        <w:pStyle w:val="ListBullet"/>
+      </w:pPr>
+      <w:r>
+        <w:t>So maybe you would wanna touch it</w:t>
+      </w:r>
+    </w:p>
+    <w:p>
+      <w:pPr>
+        <w:pStyle w:val="ListBullet"/>
+      </w:pPr>
+      <w:r>
+        <w:t>Do they have a map and then you give them a scenario of some sort</w:t>
+      </w:r>
+    </w:p>
+    <w:p>
+      <w:pPr>
+        <w:pStyle w:val="ListBullet"/>
+      </w:pPr>
+      <w:r>
+        <w:t>No explicit decisions found</w:t>
+      </w:r>
+    </w:p>
+    <w:p>
+      <w:pPr>
+        <w:pStyle w:val="ListBullet"/>
+      </w:pPr>
+      <w:r>
+        <w:t>But that does n't necessarily</w:t>
+      </w:r>
+    </w:p>
+    <w:p>
+      <w:pPr>
+        <w:pStyle w:val="ListBullet"/>
+      </w:pPr>
+      <w:r>
+        <w:t>But we 'd have to infer a Source Path Goal to some degree for touching the side right</w:t>
+      </w:r>
+    </w:p>
+    <w:p>
+      <w:pPr>
+        <w:pStyle w:val="ListBullet"/>
+      </w:pPr>
+      <w:r>
+        <w:t>See I would have thought it was more of a waltz</w:t>
+      </w:r>
+    </w:p>
+    <w:p>
+      <w:pPr>
+        <w:pStyle w:val="ListBullet"/>
+      </w:pPr>
+      <w:r>
+        <w:t>I first thought it had something to do with the material that it w that 's why I asked</w:t>
+      </w:r>
+    </w:p>
+    <w:p>
+      <w:pPr>
+        <w:pStyle w:val="Heading3"/>
+      </w:pPr>
+      <w:r>
+        <w:t>2. SPEAKER_05 [0:00:06 | 0:05:11]</w:t>
       </w:r>
     </w:p>
     <w:p>
@@ -240,13 +317,7 @@
         <w:pStyle w:val="Heading3"/>
       </w:pPr>
       <w:r>
-        <w:rPr>
-          <w:b/>
-        </w:rPr>
-        <w:t xml:space="preserve">2. SPEAKER_03 </w:t>
-      </w:r>
-      <w:r>
-        <w:t>[0:00:23 | 0:28:55]</w:t>
+        <w:t>3. SPEAKER_03 [0:00:23 | 0:28:55]</w:t>
       </w:r>
     </w:p>
     <w:p>
@@ -841,13 +912,7 @@
         <w:pStyle w:val="Heading3"/>
       </w:pPr>
       <w:r>
-        <w:rPr>
-          <w:b/>
-        </w:rPr>
-        <w:t xml:space="preserve">3. SPEAKER_04 </w:t>
-      </w:r>
-      <w:r>
-        <w:t>[0:00:52 | 0:28:08]</w:t>
+        <w:t>4. SPEAKER_04 [0:00:52 | 0:28:08]</w:t>
       </w:r>
     </w:p>
     <w:p>
@@ -1482,13 +1547,7 @@
         <w:pStyle w:val="Heading3"/>
       </w:pPr>
       <w:r>
-        <w:rPr>
-          <w:b/>
-        </w:rPr>
-        <w:t xml:space="preserve">4. Unknown </w:t>
-      </w:r>
-      <w:r>
-        <w:t>[0:05:26 | -1 day, 22:56:58]</w:t>
+        <w:t>5. Unknown [0:05:26 | -1 day, 22:56:58]</w:t>
       </w:r>
     </w:p>
     <w:p>
@@ -1531,102 +1590,7 @@
         <w:pStyle w:val="Heading3"/>
       </w:pPr>
       <w:r>
-        <w:rPr>
-          <w:b/>
-        </w:rPr>
-        <w:t xml:space="preserve">5. SPEAKER_02 </w:t>
-      </w:r>
-      <w:r>
-        <w:t>[0:00:05 | 0:01:58]</w:t>
-      </w:r>
-    </w:p>
-    <w:p>
-      <w:pPr>
-        <w:pStyle w:val="ListNumber"/>
-      </w:pPr>
-      <w:r>
-        <w:rPr>
-          <w:b/>
-        </w:rPr>
-        <w:t>1. SPEAKER_02</w:t>
-      </w:r>
-    </w:p>
-    <w:p>
-      <w:pPr>
-        <w:pStyle w:val="ListBullet"/>
-      </w:pPr>
-      <w:r>
-        <w:t>I did n't get that before</w:t>
-      </w:r>
-    </w:p>
-    <w:p>
-      <w:pPr>
-        <w:pStyle w:val="ListBullet"/>
-      </w:pPr>
-      <w:r>
-        <w:t>So maybe you would wanna touch it</w:t>
-      </w:r>
-    </w:p>
-    <w:p>
-      <w:pPr>
-        <w:pStyle w:val="ListBullet"/>
-      </w:pPr>
-      <w:r>
-        <w:t>Do they have a map and then you give them a scenario of some sort</w:t>
-      </w:r>
-    </w:p>
-    <w:p>
-      <w:pPr>
-        <w:pStyle w:val="ListBullet"/>
-      </w:pPr>
-      <w:r>
-        <w:t>No explicit decisions found</w:t>
-      </w:r>
-    </w:p>
-    <w:p>
-      <w:pPr>
-        <w:pStyle w:val="ListBullet"/>
-      </w:pPr>
-      <w:r>
-        <w:t>But that does n't necessarily</w:t>
-      </w:r>
-    </w:p>
-    <w:p>
-      <w:pPr>
-        <w:pStyle w:val="ListBullet"/>
-      </w:pPr>
-      <w:r>
-        <w:t>But we 'd have to infer a Source Path Goal to some degree for touching the side right</w:t>
-      </w:r>
-    </w:p>
-    <w:p>
-      <w:pPr>
-        <w:pStyle w:val="ListBullet"/>
-      </w:pPr>
-      <w:r>
-        <w:t>See I would have thought it was more of a waltz</w:t>
-      </w:r>
-    </w:p>
-    <w:p>
-      <w:pPr>
-        <w:pStyle w:val="ListBullet"/>
-      </w:pPr>
-      <w:r>
-        <w:t>I first thought it had something to do with the material that it w that 's why I asked</w:t>
-      </w:r>
-    </w:p>
-    <w:p>
-      <w:pPr>
-        <w:pStyle w:val="Heading3"/>
-      </w:pPr>
-      <w:r>
-        <w:rPr>
-          <w:b/>
-        </w:rPr>
-        <w:t xml:space="preserve">6. SPEAKER_00 </w:t>
-      </w:r>
-      <w:r>
-        <w:t>[0:16:02 | 0:05:00]</w:t>
+        <w:t>6. SPEAKER_00 [0:16:02 | 0:05:00]</w:t>
       </w:r>
     </w:p>
     <w:p>
@@ -1749,13 +1713,7 @@
         <w:pStyle w:val="Heading3"/>
       </w:pPr>
       <w:r>
-        <w:rPr>
-          <w:b/>
-        </w:rPr>
-        <w:t xml:space="preserve">7. SPEAKER_01 </w:t>
-      </w:r>
-      <w:r>
-        <w:t>[0:20:11 | 0:00:36]</w:t>
+        <w:t>7. SPEAKER_01 [0:20:11 | 0:00:36]</w:t>
       </w:r>
     </w:p>
     <w:p>
